--- a/report_template/template_main/gPAN116_CustomEdition_DNZD_v1.0.1.docx
+++ b/report_template/template_main/gPAN116_CustomEdition_DNZD_v1.0.1.docx
@@ -267,8 +267,21 @@
                 <w:sz w:val="28"/>
                 <w:szCs w:val="28"/>
               </w:rPr>
-              <w:t>检测总览</w:t>
-            </w:r>
+              <w:t>检测总</w:t>
+            </w:r>
+            <w:proofErr w:type="gramStart"/>
+            <w:r>
+              <w:rPr>
+                <w:rFonts w:ascii="思源黑体 CN Bold" w:eastAsia="思源黑体 CN Bold" w:hAnsi="思源黑体 CN Bold" w:hint="eastAsia"/>
+                <w:b/>
+                <w:bCs/>
+                <w:color w:val="1E7648"/>
+                <w:sz w:val="28"/>
+                <w:szCs w:val="28"/>
+              </w:rPr>
+              <w:t>览</w:t>
+            </w:r>
+            <w:proofErr w:type="gramEnd"/>
           </w:p>
         </w:tc>
       </w:tr>
@@ -804,7 +817,51 @@
           <w:szCs w:val="13"/>
           <w:highlight w:val="magenta"/>
         </w:rPr>
-        <w:t>{{r page_break }}</w:t>
+        <w:t xml:space="preserve">{{r </w:t>
+      </w:r>
+      <w:proofErr w:type="spellStart"/>
+      <w:r>
+        <w:rPr>
+          <w:rFonts w:ascii="思源黑体 CN Light" w:eastAsia="思源黑体 CN Light" w:hAnsi="思源黑体 CN Light" w:hint="eastAsia"/>
+          <w:color w:val="595959" w:themeColor="text1" w:themeTint="A6"/>
+          <w:sz w:val="13"/>
+          <w:szCs w:val="13"/>
+          <w:highlight w:val="magenta"/>
+        </w:rPr>
+        <w:t>page_</w:t>
+      </w:r>
+      <w:proofErr w:type="gramStart"/>
+      <w:r>
+        <w:rPr>
+          <w:rFonts w:ascii="思源黑体 CN Light" w:eastAsia="思源黑体 CN Light" w:hAnsi="思源黑体 CN Light" w:hint="eastAsia"/>
+          <w:color w:val="595959" w:themeColor="text1" w:themeTint="A6"/>
+          <w:sz w:val="13"/>
+          <w:szCs w:val="13"/>
+          <w:highlight w:val="magenta"/>
+        </w:rPr>
+        <w:t>break</w:t>
+      </w:r>
+      <w:proofErr w:type="spellEnd"/>
+      <w:r>
+        <w:rPr>
+          <w:rFonts w:ascii="思源黑体 CN Light" w:eastAsia="思源黑体 CN Light" w:hAnsi="思源黑体 CN Light" w:hint="eastAsia"/>
+          <w:color w:val="595959" w:themeColor="text1" w:themeTint="A6"/>
+          <w:sz w:val="13"/>
+          <w:szCs w:val="13"/>
+          <w:highlight w:val="magenta"/>
+        </w:rPr>
+        <w:t xml:space="preserve"> }</w:t>
+      </w:r>
+      <w:proofErr w:type="gramEnd"/>
+      <w:r>
+        <w:rPr>
+          <w:rFonts w:ascii="思源黑体 CN Light" w:eastAsia="思源黑体 CN Light" w:hAnsi="思源黑体 CN Light" w:hint="eastAsia"/>
+          <w:color w:val="595959" w:themeColor="text1" w:themeTint="A6"/>
+          <w:sz w:val="13"/>
+          <w:szCs w:val="13"/>
+          <w:highlight w:val="magenta"/>
+        </w:rPr>
+        <w:t>}</w:t>
       </w:r>
     </w:p>
     <w:p>
@@ -997,7 +1054,51 @@
           <w:szCs w:val="13"/>
           <w:highlight w:val="magenta"/>
         </w:rPr>
-        <w:t>{{r page_break }}</w:t>
+        <w:t xml:space="preserve">{{r </w:t>
+      </w:r>
+      <w:proofErr w:type="spellStart"/>
+      <w:r>
+        <w:rPr>
+          <w:rFonts w:ascii="思源黑体 CN Light" w:eastAsia="思源黑体 CN Light" w:hAnsi="思源黑体 CN Light" w:hint="eastAsia"/>
+          <w:color w:val="595959" w:themeColor="text1" w:themeTint="A6"/>
+          <w:sz w:val="13"/>
+          <w:szCs w:val="13"/>
+          <w:highlight w:val="magenta"/>
+        </w:rPr>
+        <w:t>page_</w:t>
+      </w:r>
+      <w:proofErr w:type="gramStart"/>
+      <w:r>
+        <w:rPr>
+          <w:rFonts w:ascii="思源黑体 CN Light" w:eastAsia="思源黑体 CN Light" w:hAnsi="思源黑体 CN Light" w:hint="eastAsia"/>
+          <w:color w:val="595959" w:themeColor="text1" w:themeTint="A6"/>
+          <w:sz w:val="13"/>
+          <w:szCs w:val="13"/>
+          <w:highlight w:val="magenta"/>
+        </w:rPr>
+        <w:t>break</w:t>
+      </w:r>
+      <w:proofErr w:type="spellEnd"/>
+      <w:r>
+        <w:rPr>
+          <w:rFonts w:ascii="思源黑体 CN Light" w:eastAsia="思源黑体 CN Light" w:hAnsi="思源黑体 CN Light" w:hint="eastAsia"/>
+          <w:color w:val="595959" w:themeColor="text1" w:themeTint="A6"/>
+          <w:sz w:val="13"/>
+          <w:szCs w:val="13"/>
+          <w:highlight w:val="magenta"/>
+        </w:rPr>
+        <w:t xml:space="preserve"> }</w:t>
+      </w:r>
+      <w:proofErr w:type="gramEnd"/>
+      <w:r>
+        <w:rPr>
+          <w:rFonts w:ascii="思源黑体 CN Light" w:eastAsia="思源黑体 CN Light" w:hAnsi="思源黑体 CN Light" w:hint="eastAsia"/>
+          <w:color w:val="595959" w:themeColor="text1" w:themeTint="A6"/>
+          <w:sz w:val="13"/>
+          <w:szCs w:val="13"/>
+          <w:highlight w:val="magenta"/>
+        </w:rPr>
+        <w:t>}</w:t>
       </w:r>
     </w:p>
     <w:p>
@@ -1136,7 +1237,27 @@
           <w:sz w:val="21"/>
           <w:szCs w:val="21"/>
         </w:rPr>
-        <w:t>靶向治疗相关变异</w:t>
+        <w:t>靶</w:t>
+      </w:r>
+      <w:proofErr w:type="gramStart"/>
+      <w:r>
+        <w:rPr>
+          <w:rFonts w:ascii="思源黑体 CN Bold" w:eastAsia="思源黑体 CN Bold" w:hAnsi="思源黑体 CN Bold" w:cstheme="minorBidi" w:hint="eastAsia"/>
+          <w:color w:val="1E7648"/>
+          <w:sz w:val="21"/>
+          <w:szCs w:val="21"/>
+        </w:rPr>
+        <w:t>向治疗</w:t>
+      </w:r>
+      <w:proofErr w:type="gramEnd"/>
+      <w:r>
+        <w:rPr>
+          <w:rFonts w:ascii="思源黑体 CN Bold" w:eastAsia="思源黑体 CN Bold" w:hAnsi="思源黑体 CN Bold" w:cstheme="minorBidi" w:hint="eastAsia"/>
+          <w:color w:val="1E7648"/>
+          <w:sz w:val="21"/>
+          <w:szCs w:val="21"/>
+        </w:rPr>
+        <w:t>相关变异</w:t>
       </w:r>
       <w:bookmarkEnd w:id="20"/>
     </w:p>
@@ -1193,7 +1314,31 @@
           <w:sz w:val="24"/>
           <w:szCs w:val="24"/>
         </w:rPr>
-        <w:t>doc.dyn_1_Overview_Variant_Synthesize }}</w:t>
+        <w:t>doc.dyn_1_Overview_Variant_</w:t>
+      </w:r>
+      <w:proofErr w:type="gramStart"/>
+      <w:r>
+        <w:rPr>
+          <w:rFonts w:ascii="思源黑体 CN Bold" w:eastAsia="思源黑体 CN Bold" w:hAnsi="思源黑体 CN Bold" w:cstheme="majorBidi"/>
+          <w:b/>
+          <w:bCs/>
+          <w:color w:val="1E7648"/>
+          <w:sz w:val="24"/>
+          <w:szCs w:val="24"/>
+        </w:rPr>
+        <w:t>Synthesize }</w:t>
+      </w:r>
+      <w:proofErr w:type="gramEnd"/>
+      <w:r>
+        <w:rPr>
+          <w:rFonts w:ascii="思源黑体 CN Bold" w:eastAsia="思源黑体 CN Bold" w:hAnsi="思源黑体 CN Bold" w:cstheme="majorBidi"/>
+          <w:b/>
+          <w:bCs/>
+          <w:color w:val="1E7648"/>
+          <w:sz w:val="24"/>
+          <w:szCs w:val="24"/>
+        </w:rPr>
+        <w:t>}</w:t>
       </w:r>
     </w:p>
     <w:p>
@@ -1213,7 +1358,51 @@
           <w:szCs w:val="13"/>
           <w:highlight w:val="magenta"/>
         </w:rPr>
-        <w:t>{{r page_break }}</w:t>
+        <w:t xml:space="preserve">{{r </w:t>
+      </w:r>
+      <w:proofErr w:type="spellStart"/>
+      <w:r>
+        <w:rPr>
+          <w:rFonts w:ascii="思源黑体 CN Light" w:eastAsia="思源黑体 CN Light" w:hAnsi="思源黑体 CN Light" w:hint="eastAsia"/>
+          <w:color w:val="595959" w:themeColor="text1" w:themeTint="A6"/>
+          <w:sz w:val="13"/>
+          <w:szCs w:val="13"/>
+          <w:highlight w:val="magenta"/>
+        </w:rPr>
+        <w:t>page_</w:t>
+      </w:r>
+      <w:proofErr w:type="gramStart"/>
+      <w:r>
+        <w:rPr>
+          <w:rFonts w:ascii="思源黑体 CN Light" w:eastAsia="思源黑体 CN Light" w:hAnsi="思源黑体 CN Light" w:hint="eastAsia"/>
+          <w:color w:val="595959" w:themeColor="text1" w:themeTint="A6"/>
+          <w:sz w:val="13"/>
+          <w:szCs w:val="13"/>
+          <w:highlight w:val="magenta"/>
+        </w:rPr>
+        <w:t>break</w:t>
+      </w:r>
+      <w:proofErr w:type="spellEnd"/>
+      <w:r>
+        <w:rPr>
+          <w:rFonts w:ascii="思源黑体 CN Light" w:eastAsia="思源黑体 CN Light" w:hAnsi="思源黑体 CN Light" w:hint="eastAsia"/>
+          <w:color w:val="595959" w:themeColor="text1" w:themeTint="A6"/>
+          <w:sz w:val="13"/>
+          <w:szCs w:val="13"/>
+          <w:highlight w:val="magenta"/>
+        </w:rPr>
+        <w:t xml:space="preserve"> }</w:t>
+      </w:r>
+      <w:proofErr w:type="gramEnd"/>
+      <w:r>
+        <w:rPr>
+          <w:rFonts w:ascii="思源黑体 CN Light" w:eastAsia="思源黑体 CN Light" w:hAnsi="思源黑体 CN Light" w:hint="eastAsia"/>
+          <w:color w:val="595959" w:themeColor="text1" w:themeTint="A6"/>
+          <w:sz w:val="13"/>
+          <w:szCs w:val="13"/>
+          <w:highlight w:val="magenta"/>
+        </w:rPr>
+        <w:t>}</w:t>
       </w:r>
     </w:p>
     <w:p>
@@ -1269,7 +1458,27 @@
           <w:sz w:val="21"/>
           <w:szCs w:val="21"/>
         </w:rPr>
-        <w:t>{%if sample.control_sample_id %}体细胞{%endif%}</w:t>
+        <w:t xml:space="preserve">{%if </w:t>
+      </w:r>
+      <w:proofErr w:type="spellStart"/>
+      <w:r>
+        <w:rPr>
+          <w:rFonts w:ascii="思源黑体 CN Bold" w:eastAsia="思源黑体 CN Bold" w:hAnsi="思源黑体 CN Bold" w:cstheme="minorBidi" w:hint="eastAsia"/>
+          <w:color w:val="1E7648"/>
+          <w:sz w:val="21"/>
+          <w:szCs w:val="21"/>
+        </w:rPr>
+        <w:t>sample.control_sample_id</w:t>
+      </w:r>
+      <w:proofErr w:type="spellEnd"/>
+      <w:r>
+        <w:rPr>
+          <w:rFonts w:ascii="思源黑体 CN Bold" w:eastAsia="思源黑体 CN Bold" w:hAnsi="思源黑体 CN Bold" w:cstheme="minorBidi" w:hint="eastAsia"/>
+          <w:color w:val="1E7648"/>
+          <w:sz w:val="21"/>
+          <w:szCs w:val="21"/>
+        </w:rPr>
+        <w:t xml:space="preserve"> %}体细胞{%endif%}</w:t>
       </w:r>
       <w:r>
         <w:rPr>
@@ -1357,7 +1566,38 @@
           <w:sz w:val="15"/>
           <w:szCs w:val="15"/>
         </w:rPr>
-        <w:t>{%p if sample.control_sample_id %}</w:t>
+        <w:t xml:space="preserve">{%p if </w:t>
+      </w:r>
+      <w:proofErr w:type="spellStart"/>
+      <w:proofErr w:type="gramStart"/>
+      <w:r>
+        <w:rPr>
+          <w:rFonts w:ascii="思源黑体 CN Normal" w:eastAsia="思源黑体 CN Normal" w:hAnsi="思源黑体 CN Normal"/>
+          <w:color w:val="595959"/>
+          <w:sz w:val="15"/>
+          <w:szCs w:val="15"/>
+        </w:rPr>
+        <w:t>sample.control</w:t>
+      </w:r>
+      <w:proofErr w:type="gramEnd"/>
+      <w:r>
+        <w:rPr>
+          <w:rFonts w:ascii="思源黑体 CN Normal" w:eastAsia="思源黑体 CN Normal" w:hAnsi="思源黑体 CN Normal"/>
+          <w:color w:val="595959"/>
+          <w:sz w:val="15"/>
+          <w:szCs w:val="15"/>
+        </w:rPr>
+        <w:t>_sample_id</w:t>
+      </w:r>
+      <w:proofErr w:type="spellEnd"/>
+      <w:r>
+        <w:rPr>
+          <w:rFonts w:ascii="思源黑体 CN Normal" w:eastAsia="思源黑体 CN Normal" w:hAnsi="思源黑体 CN Normal"/>
+          <w:color w:val="595959"/>
+          <w:sz w:val="15"/>
+          <w:szCs w:val="15"/>
+        </w:rPr>
+        <w:t xml:space="preserve"> %}</w:t>
       </w:r>
     </w:p>
     <w:p>
@@ -1377,7 +1617,51 @@
           <w:szCs w:val="13"/>
           <w:highlight w:val="magenta"/>
         </w:rPr>
-        <w:t>{{r page_break }}</w:t>
+        <w:t xml:space="preserve">{{r </w:t>
+      </w:r>
+      <w:proofErr w:type="spellStart"/>
+      <w:r>
+        <w:rPr>
+          <w:rFonts w:ascii="思源黑体 CN Light" w:eastAsia="思源黑体 CN Light" w:hAnsi="思源黑体 CN Light" w:hint="eastAsia"/>
+          <w:color w:val="595959" w:themeColor="text1" w:themeTint="A6"/>
+          <w:sz w:val="13"/>
+          <w:szCs w:val="13"/>
+          <w:highlight w:val="magenta"/>
+        </w:rPr>
+        <w:t>page_</w:t>
+      </w:r>
+      <w:proofErr w:type="gramStart"/>
+      <w:r>
+        <w:rPr>
+          <w:rFonts w:ascii="思源黑体 CN Light" w:eastAsia="思源黑体 CN Light" w:hAnsi="思源黑体 CN Light" w:hint="eastAsia"/>
+          <w:color w:val="595959" w:themeColor="text1" w:themeTint="A6"/>
+          <w:sz w:val="13"/>
+          <w:szCs w:val="13"/>
+          <w:highlight w:val="magenta"/>
+        </w:rPr>
+        <w:t>break</w:t>
+      </w:r>
+      <w:proofErr w:type="spellEnd"/>
+      <w:r>
+        <w:rPr>
+          <w:rFonts w:ascii="思源黑体 CN Light" w:eastAsia="思源黑体 CN Light" w:hAnsi="思源黑体 CN Light" w:hint="eastAsia"/>
+          <w:color w:val="595959" w:themeColor="text1" w:themeTint="A6"/>
+          <w:sz w:val="13"/>
+          <w:szCs w:val="13"/>
+          <w:highlight w:val="magenta"/>
+        </w:rPr>
+        <w:t xml:space="preserve"> }</w:t>
+      </w:r>
+      <w:proofErr w:type="gramEnd"/>
+      <w:r>
+        <w:rPr>
+          <w:rFonts w:ascii="思源黑体 CN Light" w:eastAsia="思源黑体 CN Light" w:hAnsi="思源黑体 CN Light" w:hint="eastAsia"/>
+          <w:color w:val="595959" w:themeColor="text1" w:themeTint="A6"/>
+          <w:sz w:val="13"/>
+          <w:szCs w:val="13"/>
+          <w:highlight w:val="magenta"/>
+        </w:rPr>
+        <w:t>}</w:t>
       </w:r>
     </w:p>
     <w:p>
@@ -1510,7 +1794,51 @@
           <w:szCs w:val="13"/>
           <w:highlight w:val="magenta"/>
         </w:rPr>
-        <w:t>{{r page_break }}</w:t>
+        <w:t xml:space="preserve">{{r </w:t>
+      </w:r>
+      <w:proofErr w:type="spellStart"/>
+      <w:r>
+        <w:rPr>
+          <w:rFonts w:ascii="思源黑体 CN Light" w:eastAsia="思源黑体 CN Light" w:hAnsi="思源黑体 CN Light" w:hint="eastAsia"/>
+          <w:color w:val="595959" w:themeColor="text1" w:themeTint="A6"/>
+          <w:sz w:val="13"/>
+          <w:szCs w:val="13"/>
+          <w:highlight w:val="magenta"/>
+        </w:rPr>
+        <w:t>page_</w:t>
+      </w:r>
+      <w:proofErr w:type="gramStart"/>
+      <w:r>
+        <w:rPr>
+          <w:rFonts w:ascii="思源黑体 CN Light" w:eastAsia="思源黑体 CN Light" w:hAnsi="思源黑体 CN Light" w:hint="eastAsia"/>
+          <w:color w:val="595959" w:themeColor="text1" w:themeTint="A6"/>
+          <w:sz w:val="13"/>
+          <w:szCs w:val="13"/>
+          <w:highlight w:val="magenta"/>
+        </w:rPr>
+        <w:t>break</w:t>
+      </w:r>
+      <w:proofErr w:type="spellEnd"/>
+      <w:r>
+        <w:rPr>
+          <w:rFonts w:ascii="思源黑体 CN Light" w:eastAsia="思源黑体 CN Light" w:hAnsi="思源黑体 CN Light" w:hint="eastAsia"/>
+          <w:color w:val="595959" w:themeColor="text1" w:themeTint="A6"/>
+          <w:sz w:val="13"/>
+          <w:szCs w:val="13"/>
+          <w:highlight w:val="magenta"/>
+        </w:rPr>
+        <w:t xml:space="preserve"> }</w:t>
+      </w:r>
+      <w:proofErr w:type="gramEnd"/>
+      <w:r>
+        <w:rPr>
+          <w:rFonts w:ascii="思源黑体 CN Light" w:eastAsia="思源黑体 CN Light" w:hAnsi="思源黑体 CN Light" w:hint="eastAsia"/>
+          <w:color w:val="595959" w:themeColor="text1" w:themeTint="A6"/>
+          <w:sz w:val="13"/>
+          <w:szCs w:val="13"/>
+          <w:highlight w:val="magenta"/>
+        </w:rPr>
+        <w:t>}</w:t>
       </w:r>
     </w:p>
     <w:p>
@@ -1595,7 +1923,31 @@
           <w:sz w:val="24"/>
           <w:szCs w:val="24"/>
         </w:rPr>
-        <w:t>doc.dyn_1_Overview_ResultSummary_cdx }}</w:t>
+        <w:t>doc.dyn_1_Overview_ResultSummary_</w:t>
+      </w:r>
+      <w:proofErr w:type="gramStart"/>
+      <w:r>
+        <w:rPr>
+          <w:rFonts w:ascii="思源黑体 CN Bold" w:eastAsia="思源黑体 CN Bold" w:hAnsi="思源黑体 CN Bold" w:cstheme="majorBidi"/>
+          <w:b/>
+          <w:bCs/>
+          <w:color w:val="1E7648"/>
+          <w:sz w:val="24"/>
+          <w:szCs w:val="24"/>
+        </w:rPr>
+        <w:t>cdx }</w:t>
+      </w:r>
+      <w:proofErr w:type="gramEnd"/>
+      <w:r>
+        <w:rPr>
+          <w:rFonts w:ascii="思源黑体 CN Bold" w:eastAsia="思源黑体 CN Bold" w:hAnsi="思源黑体 CN Bold" w:cstheme="majorBidi"/>
+          <w:b/>
+          <w:bCs/>
+          <w:color w:val="1E7648"/>
+          <w:sz w:val="24"/>
+          <w:szCs w:val="24"/>
+        </w:rPr>
+        <w:t>}</w:t>
       </w:r>
     </w:p>
     <w:p>
@@ -1615,7 +1967,51 @@
           <w:szCs w:val="13"/>
           <w:highlight w:val="magenta"/>
         </w:rPr>
-        <w:t>{{r page_break }}</w:t>
+        <w:t xml:space="preserve">{{r </w:t>
+      </w:r>
+      <w:proofErr w:type="spellStart"/>
+      <w:r>
+        <w:rPr>
+          <w:rFonts w:ascii="思源黑体 CN Light" w:eastAsia="思源黑体 CN Light" w:hAnsi="思源黑体 CN Light" w:hint="eastAsia"/>
+          <w:color w:val="595959" w:themeColor="text1" w:themeTint="A6"/>
+          <w:sz w:val="13"/>
+          <w:szCs w:val="13"/>
+          <w:highlight w:val="magenta"/>
+        </w:rPr>
+        <w:t>page_</w:t>
+      </w:r>
+      <w:proofErr w:type="gramStart"/>
+      <w:r>
+        <w:rPr>
+          <w:rFonts w:ascii="思源黑体 CN Light" w:eastAsia="思源黑体 CN Light" w:hAnsi="思源黑体 CN Light" w:hint="eastAsia"/>
+          <w:color w:val="595959" w:themeColor="text1" w:themeTint="A6"/>
+          <w:sz w:val="13"/>
+          <w:szCs w:val="13"/>
+          <w:highlight w:val="magenta"/>
+        </w:rPr>
+        <w:t>break</w:t>
+      </w:r>
+      <w:proofErr w:type="spellEnd"/>
+      <w:r>
+        <w:rPr>
+          <w:rFonts w:ascii="思源黑体 CN Light" w:eastAsia="思源黑体 CN Light" w:hAnsi="思源黑体 CN Light" w:hint="eastAsia"/>
+          <w:color w:val="595959" w:themeColor="text1" w:themeTint="A6"/>
+          <w:sz w:val="13"/>
+          <w:szCs w:val="13"/>
+          <w:highlight w:val="magenta"/>
+        </w:rPr>
+        <w:t xml:space="preserve"> }</w:t>
+      </w:r>
+      <w:proofErr w:type="gramEnd"/>
+      <w:r>
+        <w:rPr>
+          <w:rFonts w:ascii="思源黑体 CN Light" w:eastAsia="思源黑体 CN Light" w:hAnsi="思源黑体 CN Light" w:hint="eastAsia"/>
+          <w:color w:val="595959" w:themeColor="text1" w:themeTint="A6"/>
+          <w:sz w:val="13"/>
+          <w:szCs w:val="13"/>
+          <w:highlight w:val="magenta"/>
+        </w:rPr>
+        <w:t>}</w:t>
       </w:r>
     </w:p>
     <w:p>
@@ -1739,7 +2135,51 @@
           <w:szCs w:val="13"/>
           <w:highlight w:val="magenta"/>
         </w:rPr>
-        <w:t>{{r page_break }}</w:t>
+        <w:t xml:space="preserve">{{r </w:t>
+      </w:r>
+      <w:proofErr w:type="spellStart"/>
+      <w:r>
+        <w:rPr>
+          <w:rFonts w:ascii="思源黑体 CN Light" w:eastAsia="思源黑体 CN Light" w:hAnsi="思源黑体 CN Light" w:hint="eastAsia"/>
+          <w:color w:val="595959" w:themeColor="text1" w:themeTint="A6"/>
+          <w:sz w:val="13"/>
+          <w:szCs w:val="13"/>
+          <w:highlight w:val="magenta"/>
+        </w:rPr>
+        <w:t>page_</w:t>
+      </w:r>
+      <w:proofErr w:type="gramStart"/>
+      <w:r>
+        <w:rPr>
+          <w:rFonts w:ascii="思源黑体 CN Light" w:eastAsia="思源黑体 CN Light" w:hAnsi="思源黑体 CN Light" w:hint="eastAsia"/>
+          <w:color w:val="595959" w:themeColor="text1" w:themeTint="A6"/>
+          <w:sz w:val="13"/>
+          <w:szCs w:val="13"/>
+          <w:highlight w:val="magenta"/>
+        </w:rPr>
+        <w:t>break</w:t>
+      </w:r>
+      <w:proofErr w:type="spellEnd"/>
+      <w:r>
+        <w:rPr>
+          <w:rFonts w:ascii="思源黑体 CN Light" w:eastAsia="思源黑体 CN Light" w:hAnsi="思源黑体 CN Light" w:hint="eastAsia"/>
+          <w:color w:val="595959" w:themeColor="text1" w:themeTint="A6"/>
+          <w:sz w:val="13"/>
+          <w:szCs w:val="13"/>
+          <w:highlight w:val="magenta"/>
+        </w:rPr>
+        <w:t xml:space="preserve"> }</w:t>
+      </w:r>
+      <w:proofErr w:type="gramEnd"/>
+      <w:r>
+        <w:rPr>
+          <w:rFonts w:ascii="思源黑体 CN Light" w:eastAsia="思源黑体 CN Light" w:hAnsi="思源黑体 CN Light" w:hint="eastAsia"/>
+          <w:color w:val="595959" w:themeColor="text1" w:themeTint="A6"/>
+          <w:sz w:val="13"/>
+          <w:szCs w:val="13"/>
+          <w:highlight w:val="magenta"/>
+        </w:rPr>
+        <w:t>}</w:t>
       </w:r>
     </w:p>
     <w:p>
@@ -1859,7 +2299,51 @@
           <w:szCs w:val="13"/>
           <w:highlight w:val="magenta"/>
         </w:rPr>
-        <w:t>{{r page_break }}</w:t>
+        <w:t xml:space="preserve">{{r </w:t>
+      </w:r>
+      <w:proofErr w:type="spellStart"/>
+      <w:r>
+        <w:rPr>
+          <w:rFonts w:ascii="思源黑体 CN Light" w:eastAsia="思源黑体 CN Light" w:hAnsi="思源黑体 CN Light" w:hint="eastAsia"/>
+          <w:color w:val="595959" w:themeColor="text1" w:themeTint="A6"/>
+          <w:sz w:val="13"/>
+          <w:szCs w:val="13"/>
+          <w:highlight w:val="magenta"/>
+        </w:rPr>
+        <w:t>page_</w:t>
+      </w:r>
+      <w:proofErr w:type="gramStart"/>
+      <w:r>
+        <w:rPr>
+          <w:rFonts w:ascii="思源黑体 CN Light" w:eastAsia="思源黑体 CN Light" w:hAnsi="思源黑体 CN Light" w:hint="eastAsia"/>
+          <w:color w:val="595959" w:themeColor="text1" w:themeTint="A6"/>
+          <w:sz w:val="13"/>
+          <w:szCs w:val="13"/>
+          <w:highlight w:val="magenta"/>
+        </w:rPr>
+        <w:t>break</w:t>
+      </w:r>
+      <w:proofErr w:type="spellEnd"/>
+      <w:r>
+        <w:rPr>
+          <w:rFonts w:ascii="思源黑体 CN Light" w:eastAsia="思源黑体 CN Light" w:hAnsi="思源黑体 CN Light" w:hint="eastAsia"/>
+          <w:color w:val="595959" w:themeColor="text1" w:themeTint="A6"/>
+          <w:sz w:val="13"/>
+          <w:szCs w:val="13"/>
+          <w:highlight w:val="magenta"/>
+        </w:rPr>
+        <w:t xml:space="preserve"> }</w:t>
+      </w:r>
+      <w:proofErr w:type="gramEnd"/>
+      <w:r>
+        <w:rPr>
+          <w:rFonts w:ascii="思源黑体 CN Light" w:eastAsia="思源黑体 CN Light" w:hAnsi="思源黑体 CN Light" w:hint="eastAsia"/>
+          <w:color w:val="595959" w:themeColor="text1" w:themeTint="A6"/>
+          <w:sz w:val="13"/>
+          <w:szCs w:val="13"/>
+          <w:highlight w:val="magenta"/>
+        </w:rPr>
+        <w:t>}</w:t>
       </w:r>
     </w:p>
     <w:p>
@@ -1972,7 +2456,51 @@
           <w:szCs w:val="13"/>
           <w:highlight w:val="magenta"/>
         </w:rPr>
-        <w:t>{{r page_break }}</w:t>
+        <w:t xml:space="preserve">{{r </w:t>
+      </w:r>
+      <w:proofErr w:type="spellStart"/>
+      <w:r>
+        <w:rPr>
+          <w:rFonts w:ascii="思源黑体 CN Light" w:eastAsia="思源黑体 CN Light" w:hAnsi="思源黑体 CN Light" w:hint="eastAsia"/>
+          <w:color w:val="595959" w:themeColor="text1" w:themeTint="A6"/>
+          <w:sz w:val="13"/>
+          <w:szCs w:val="13"/>
+          <w:highlight w:val="magenta"/>
+        </w:rPr>
+        <w:t>page_</w:t>
+      </w:r>
+      <w:proofErr w:type="gramStart"/>
+      <w:r>
+        <w:rPr>
+          <w:rFonts w:ascii="思源黑体 CN Light" w:eastAsia="思源黑体 CN Light" w:hAnsi="思源黑体 CN Light" w:hint="eastAsia"/>
+          <w:color w:val="595959" w:themeColor="text1" w:themeTint="A6"/>
+          <w:sz w:val="13"/>
+          <w:szCs w:val="13"/>
+          <w:highlight w:val="magenta"/>
+        </w:rPr>
+        <w:t>break</w:t>
+      </w:r>
+      <w:proofErr w:type="spellEnd"/>
+      <w:r>
+        <w:rPr>
+          <w:rFonts w:ascii="思源黑体 CN Light" w:eastAsia="思源黑体 CN Light" w:hAnsi="思源黑体 CN Light" w:hint="eastAsia"/>
+          <w:color w:val="595959" w:themeColor="text1" w:themeTint="A6"/>
+          <w:sz w:val="13"/>
+          <w:szCs w:val="13"/>
+          <w:highlight w:val="magenta"/>
+        </w:rPr>
+        <w:t xml:space="preserve"> }</w:t>
+      </w:r>
+      <w:proofErr w:type="gramEnd"/>
+      <w:r>
+        <w:rPr>
+          <w:rFonts w:ascii="思源黑体 CN Light" w:eastAsia="思源黑体 CN Light" w:hAnsi="思源黑体 CN Light" w:hint="eastAsia"/>
+          <w:color w:val="595959" w:themeColor="text1" w:themeTint="A6"/>
+          <w:sz w:val="13"/>
+          <w:szCs w:val="13"/>
+          <w:highlight w:val="magenta"/>
+        </w:rPr>
+        <w:t>}</w:t>
       </w:r>
     </w:p>
     <w:p>
@@ -2008,7 +2536,27 @@
           <w:sz w:val="21"/>
           <w:szCs w:val="21"/>
         </w:rPr>
-        <w:t>{%if sample.control_sample_id %}体细胞{%endif%}</w:t>
+        <w:t xml:space="preserve">{%if </w:t>
+      </w:r>
+      <w:proofErr w:type="spellStart"/>
+      <w:r>
+        <w:rPr>
+          <w:rFonts w:ascii="思源黑体 CN Bold" w:eastAsia="思源黑体 CN Bold" w:hAnsi="思源黑体 CN Bold" w:cstheme="minorBidi" w:hint="eastAsia"/>
+          <w:color w:val="1E7648"/>
+          <w:sz w:val="21"/>
+          <w:szCs w:val="21"/>
+        </w:rPr>
+        <w:t>sample.control_sample_id</w:t>
+      </w:r>
+      <w:proofErr w:type="spellEnd"/>
+      <w:r>
+        <w:rPr>
+          <w:rFonts w:ascii="思源黑体 CN Bold" w:eastAsia="思源黑体 CN Bold" w:hAnsi="思源黑体 CN Bold" w:cstheme="minorBidi" w:hint="eastAsia"/>
+          <w:color w:val="1E7648"/>
+          <w:sz w:val="21"/>
+          <w:szCs w:val="21"/>
+        </w:rPr>
+        <w:t xml:space="preserve"> %}体细胞{%endif%}</w:t>
       </w:r>
       <w:r>
         <w:rPr>
@@ -2094,7 +2642,51 @@
           <w:szCs w:val="13"/>
           <w:highlight w:val="magenta"/>
         </w:rPr>
-        <w:t>{{r page_break }}</w:t>
+        <w:t xml:space="preserve">{{r </w:t>
+      </w:r>
+      <w:proofErr w:type="spellStart"/>
+      <w:r>
+        <w:rPr>
+          <w:rFonts w:ascii="思源黑体 CN Light" w:eastAsia="思源黑体 CN Light" w:hAnsi="思源黑体 CN Light" w:hint="eastAsia"/>
+          <w:color w:val="595959" w:themeColor="text1" w:themeTint="A6"/>
+          <w:sz w:val="13"/>
+          <w:szCs w:val="13"/>
+          <w:highlight w:val="magenta"/>
+        </w:rPr>
+        <w:t>page_</w:t>
+      </w:r>
+      <w:proofErr w:type="gramStart"/>
+      <w:r>
+        <w:rPr>
+          <w:rFonts w:ascii="思源黑体 CN Light" w:eastAsia="思源黑体 CN Light" w:hAnsi="思源黑体 CN Light" w:hint="eastAsia"/>
+          <w:color w:val="595959" w:themeColor="text1" w:themeTint="A6"/>
+          <w:sz w:val="13"/>
+          <w:szCs w:val="13"/>
+          <w:highlight w:val="magenta"/>
+        </w:rPr>
+        <w:t>break</w:t>
+      </w:r>
+      <w:proofErr w:type="spellEnd"/>
+      <w:r>
+        <w:rPr>
+          <w:rFonts w:ascii="思源黑体 CN Light" w:eastAsia="思源黑体 CN Light" w:hAnsi="思源黑体 CN Light" w:hint="eastAsia"/>
+          <w:color w:val="595959" w:themeColor="text1" w:themeTint="A6"/>
+          <w:sz w:val="13"/>
+          <w:szCs w:val="13"/>
+          <w:highlight w:val="magenta"/>
+        </w:rPr>
+        <w:t xml:space="preserve"> }</w:t>
+      </w:r>
+      <w:proofErr w:type="gramEnd"/>
+      <w:r>
+        <w:rPr>
+          <w:rFonts w:ascii="思源黑体 CN Light" w:eastAsia="思源黑体 CN Light" w:hAnsi="思源黑体 CN Light" w:hint="eastAsia"/>
+          <w:color w:val="595959" w:themeColor="text1" w:themeTint="A6"/>
+          <w:sz w:val="13"/>
+          <w:szCs w:val="13"/>
+          <w:highlight w:val="magenta"/>
+        </w:rPr>
+        <w:t>}</w:t>
       </w:r>
     </w:p>
     <w:tbl>
@@ -2405,8 +2997,9 @@
           <w:sz w:val="24"/>
           <w:szCs w:val="24"/>
         </w:rPr>
-        <w:t>{%if sample.control_sample_id %}体细胞{%endif%}</w:t>
-      </w:r>
+        <w:t xml:space="preserve">{%if </w:t>
+      </w:r>
+      <w:proofErr w:type="spellStart"/>
       <w:r>
         <w:rPr>
           <w:rFonts w:ascii="思源黑体 CN Bold" w:eastAsia="思源黑体 CN Bold" w:hAnsi="思源黑体 CN Bold" w:hint="eastAsia"/>
@@ -2416,6 +3009,29 @@
           <w:sz w:val="24"/>
           <w:szCs w:val="24"/>
         </w:rPr>
+        <w:t>sample.control_sample_id</w:t>
+      </w:r>
+      <w:proofErr w:type="spellEnd"/>
+      <w:r>
+        <w:rPr>
+          <w:rFonts w:ascii="思源黑体 CN Bold" w:eastAsia="思源黑体 CN Bold" w:hAnsi="思源黑体 CN Bold" w:hint="eastAsia"/>
+          <w:b/>
+          <w:bCs/>
+          <w:color w:val="1E7648"/>
+          <w:sz w:val="24"/>
+          <w:szCs w:val="24"/>
+        </w:rPr>
+        <w:t xml:space="preserve"> %}体细胞{%endif%}</w:t>
+      </w:r>
+      <w:r>
+        <w:rPr>
+          <w:rFonts w:ascii="思源黑体 CN Bold" w:eastAsia="思源黑体 CN Bold" w:hAnsi="思源黑体 CN Bold" w:hint="eastAsia"/>
+          <w:b/>
+          <w:bCs/>
+          <w:color w:val="1E7648"/>
+          <w:sz w:val="24"/>
+          <w:szCs w:val="24"/>
+        </w:rPr>
         <w:t>变异详细解读</w:t>
       </w:r>
     </w:p>
@@ -2493,7 +3109,51 @@
           <w:szCs w:val="13"/>
           <w:highlight w:val="magenta"/>
         </w:rPr>
-        <w:t>{{r page_break }}</w:t>
+        <w:t xml:space="preserve">{{r </w:t>
+      </w:r>
+      <w:proofErr w:type="spellStart"/>
+      <w:r>
+        <w:rPr>
+          <w:rFonts w:ascii="思源黑体 CN Light" w:eastAsia="思源黑体 CN Light" w:hAnsi="思源黑体 CN Light" w:hint="eastAsia"/>
+          <w:color w:val="595959" w:themeColor="text1" w:themeTint="A6"/>
+          <w:sz w:val="13"/>
+          <w:szCs w:val="13"/>
+          <w:highlight w:val="magenta"/>
+        </w:rPr>
+        <w:t>page_</w:t>
+      </w:r>
+      <w:proofErr w:type="gramStart"/>
+      <w:r>
+        <w:rPr>
+          <w:rFonts w:ascii="思源黑体 CN Light" w:eastAsia="思源黑体 CN Light" w:hAnsi="思源黑体 CN Light" w:hint="eastAsia"/>
+          <w:color w:val="595959" w:themeColor="text1" w:themeTint="A6"/>
+          <w:sz w:val="13"/>
+          <w:szCs w:val="13"/>
+          <w:highlight w:val="magenta"/>
+        </w:rPr>
+        <w:t>break</w:t>
+      </w:r>
+      <w:proofErr w:type="spellEnd"/>
+      <w:r>
+        <w:rPr>
+          <w:rFonts w:ascii="思源黑体 CN Light" w:eastAsia="思源黑体 CN Light" w:hAnsi="思源黑体 CN Light" w:hint="eastAsia"/>
+          <w:color w:val="595959" w:themeColor="text1" w:themeTint="A6"/>
+          <w:sz w:val="13"/>
+          <w:szCs w:val="13"/>
+          <w:highlight w:val="magenta"/>
+        </w:rPr>
+        <w:t xml:space="preserve"> }</w:t>
+      </w:r>
+      <w:proofErr w:type="gramEnd"/>
+      <w:r>
+        <w:rPr>
+          <w:rFonts w:ascii="思源黑体 CN Light" w:eastAsia="思源黑体 CN Light" w:hAnsi="思源黑体 CN Light" w:hint="eastAsia"/>
+          <w:color w:val="595959" w:themeColor="text1" w:themeTint="A6"/>
+          <w:sz w:val="13"/>
+          <w:szCs w:val="13"/>
+          <w:highlight w:val="magenta"/>
+        </w:rPr>
+        <w:t>}</w:t>
       </w:r>
     </w:p>
     <w:p>
@@ -2535,8 +3195,9 @@
           <w:sz w:val="24"/>
           <w:szCs w:val="24"/>
         </w:rPr>
-        <w:t>{%if sample.control_sample_id %}体细胞{%endif%}</w:t>
-      </w:r>
+        <w:t xml:space="preserve">{%if </w:t>
+      </w:r>
+      <w:proofErr w:type="spellStart"/>
       <w:r>
         <w:rPr>
           <w:rFonts w:ascii="思源黑体 CN Bold" w:eastAsia="思源黑体 CN Bold" w:hAnsi="思源黑体 CN Bold" w:hint="eastAsia"/>
@@ -2546,6 +3207,29 @@
           <w:sz w:val="24"/>
           <w:szCs w:val="24"/>
         </w:rPr>
+        <w:t>sample.control_sample_id</w:t>
+      </w:r>
+      <w:proofErr w:type="spellEnd"/>
+      <w:r>
+        <w:rPr>
+          <w:rFonts w:ascii="思源黑体 CN Bold" w:eastAsia="思源黑体 CN Bold" w:hAnsi="思源黑体 CN Bold" w:hint="eastAsia"/>
+          <w:b/>
+          <w:bCs/>
+          <w:color w:val="1E7648"/>
+          <w:sz w:val="24"/>
+          <w:szCs w:val="24"/>
+        </w:rPr>
+        <w:t xml:space="preserve"> %}体细胞{%endif%}</w:t>
+      </w:r>
+      <w:r>
+        <w:rPr>
+          <w:rFonts w:ascii="思源黑体 CN Bold" w:eastAsia="思源黑体 CN Bold" w:hAnsi="思源黑体 CN Bold" w:hint="eastAsia"/>
+          <w:b/>
+          <w:bCs/>
+          <w:color w:val="1E7648"/>
+          <w:sz w:val="24"/>
+          <w:szCs w:val="24"/>
+        </w:rPr>
         <w:t>变异详细解读</w:t>
       </w:r>
     </w:p>
@@ -2624,7 +3308,20 @@
         <w:t xml:space="preserve">p </w:t>
       </w:r>
       <w:r>
-        <w:t>if sample.control_sample_id %}</w:t>
+        <w:t xml:space="preserve">if </w:t>
+      </w:r>
+      <w:proofErr w:type="spellStart"/>
+      <w:proofErr w:type="gramStart"/>
+      <w:r>
+        <w:t>sample.control</w:t>
+      </w:r>
+      <w:proofErr w:type="gramEnd"/>
+      <w:r>
+        <w:t>_sample_id</w:t>
+      </w:r>
+      <w:proofErr w:type="spellEnd"/>
+      <w:r>
+        <w:t xml:space="preserve"> %}</w:t>
       </w:r>
       <w:bookmarkEnd w:id="36"/>
     </w:p>
@@ -2645,7 +3342,51 @@
           <w:szCs w:val="13"/>
           <w:highlight w:val="magenta"/>
         </w:rPr>
-        <w:t>{{r page_break }}</w:t>
+        <w:t xml:space="preserve">{{r </w:t>
+      </w:r>
+      <w:proofErr w:type="spellStart"/>
+      <w:r>
+        <w:rPr>
+          <w:rFonts w:ascii="思源黑体 CN Light" w:eastAsia="思源黑体 CN Light" w:hAnsi="思源黑体 CN Light" w:hint="eastAsia"/>
+          <w:color w:val="595959" w:themeColor="text1" w:themeTint="A6"/>
+          <w:sz w:val="13"/>
+          <w:szCs w:val="13"/>
+          <w:highlight w:val="magenta"/>
+        </w:rPr>
+        <w:t>page_</w:t>
+      </w:r>
+      <w:proofErr w:type="gramStart"/>
+      <w:r>
+        <w:rPr>
+          <w:rFonts w:ascii="思源黑体 CN Light" w:eastAsia="思源黑体 CN Light" w:hAnsi="思源黑体 CN Light" w:hint="eastAsia"/>
+          <w:color w:val="595959" w:themeColor="text1" w:themeTint="A6"/>
+          <w:sz w:val="13"/>
+          <w:szCs w:val="13"/>
+          <w:highlight w:val="magenta"/>
+        </w:rPr>
+        <w:t>break</w:t>
+      </w:r>
+      <w:proofErr w:type="spellEnd"/>
+      <w:r>
+        <w:rPr>
+          <w:rFonts w:ascii="思源黑体 CN Light" w:eastAsia="思源黑体 CN Light" w:hAnsi="思源黑体 CN Light" w:hint="eastAsia"/>
+          <w:color w:val="595959" w:themeColor="text1" w:themeTint="A6"/>
+          <w:sz w:val="13"/>
+          <w:szCs w:val="13"/>
+          <w:highlight w:val="magenta"/>
+        </w:rPr>
+        <w:t xml:space="preserve"> }</w:t>
+      </w:r>
+      <w:proofErr w:type="gramEnd"/>
+      <w:r>
+        <w:rPr>
+          <w:rFonts w:ascii="思源黑体 CN Light" w:eastAsia="思源黑体 CN Light" w:hAnsi="思源黑体 CN Light" w:hint="eastAsia"/>
+          <w:color w:val="595959" w:themeColor="text1" w:themeTint="A6"/>
+          <w:sz w:val="13"/>
+          <w:szCs w:val="13"/>
+          <w:highlight w:val="magenta"/>
+        </w:rPr>
+        <w:t>}</w:t>
       </w:r>
     </w:p>
     <w:p>
@@ -2793,7 +3534,51 @@
           <w:szCs w:val="13"/>
           <w:highlight w:val="magenta"/>
         </w:rPr>
-        <w:t>{{r page_break }}</w:t>
+        <w:t xml:space="preserve">{{r </w:t>
+      </w:r>
+      <w:proofErr w:type="spellStart"/>
+      <w:r>
+        <w:rPr>
+          <w:rFonts w:ascii="思源黑体 CN Light" w:eastAsia="思源黑体 CN Light" w:hAnsi="思源黑体 CN Light" w:hint="eastAsia"/>
+          <w:color w:val="595959" w:themeColor="text1" w:themeTint="A6"/>
+          <w:sz w:val="13"/>
+          <w:szCs w:val="13"/>
+          <w:highlight w:val="magenta"/>
+        </w:rPr>
+        <w:t>page_</w:t>
+      </w:r>
+      <w:proofErr w:type="gramStart"/>
+      <w:r>
+        <w:rPr>
+          <w:rFonts w:ascii="思源黑体 CN Light" w:eastAsia="思源黑体 CN Light" w:hAnsi="思源黑体 CN Light" w:hint="eastAsia"/>
+          <w:color w:val="595959" w:themeColor="text1" w:themeTint="A6"/>
+          <w:sz w:val="13"/>
+          <w:szCs w:val="13"/>
+          <w:highlight w:val="magenta"/>
+        </w:rPr>
+        <w:t>break</w:t>
+      </w:r>
+      <w:proofErr w:type="spellEnd"/>
+      <w:r>
+        <w:rPr>
+          <w:rFonts w:ascii="思源黑体 CN Light" w:eastAsia="思源黑体 CN Light" w:hAnsi="思源黑体 CN Light" w:hint="eastAsia"/>
+          <w:color w:val="595959" w:themeColor="text1" w:themeTint="A6"/>
+          <w:sz w:val="13"/>
+          <w:szCs w:val="13"/>
+          <w:highlight w:val="magenta"/>
+        </w:rPr>
+        <w:t xml:space="preserve"> }</w:t>
+      </w:r>
+      <w:proofErr w:type="gramEnd"/>
+      <w:r>
+        <w:rPr>
+          <w:rFonts w:ascii="思源黑体 CN Light" w:eastAsia="思源黑体 CN Light" w:hAnsi="思源黑体 CN Light" w:hint="eastAsia"/>
+          <w:color w:val="595959" w:themeColor="text1" w:themeTint="A6"/>
+          <w:sz w:val="13"/>
+          <w:szCs w:val="13"/>
+          <w:highlight w:val="magenta"/>
+        </w:rPr>
+        <w:t>}</w:t>
       </w:r>
     </w:p>
     <w:tbl>
@@ -3162,7 +3947,51 @@
           <w:szCs w:val="13"/>
           <w:highlight w:val="magenta"/>
         </w:rPr>
-        <w:t>{{r page_break }}</w:t>
+        <w:t xml:space="preserve">{{r </w:t>
+      </w:r>
+      <w:proofErr w:type="spellStart"/>
+      <w:r>
+        <w:rPr>
+          <w:rFonts w:ascii="思源黑体 CN Light" w:eastAsia="思源黑体 CN Light" w:hAnsi="思源黑体 CN Light" w:hint="eastAsia"/>
+          <w:color w:val="595959" w:themeColor="text1" w:themeTint="A6"/>
+          <w:sz w:val="13"/>
+          <w:szCs w:val="13"/>
+          <w:highlight w:val="magenta"/>
+        </w:rPr>
+        <w:t>page_</w:t>
+      </w:r>
+      <w:proofErr w:type="gramStart"/>
+      <w:r>
+        <w:rPr>
+          <w:rFonts w:ascii="思源黑体 CN Light" w:eastAsia="思源黑体 CN Light" w:hAnsi="思源黑体 CN Light" w:hint="eastAsia"/>
+          <w:color w:val="595959" w:themeColor="text1" w:themeTint="A6"/>
+          <w:sz w:val="13"/>
+          <w:szCs w:val="13"/>
+          <w:highlight w:val="magenta"/>
+        </w:rPr>
+        <w:t>break</w:t>
+      </w:r>
+      <w:proofErr w:type="spellEnd"/>
+      <w:r>
+        <w:rPr>
+          <w:rFonts w:ascii="思源黑体 CN Light" w:eastAsia="思源黑体 CN Light" w:hAnsi="思源黑体 CN Light" w:hint="eastAsia"/>
+          <w:color w:val="595959" w:themeColor="text1" w:themeTint="A6"/>
+          <w:sz w:val="13"/>
+          <w:szCs w:val="13"/>
+          <w:highlight w:val="magenta"/>
+        </w:rPr>
+        <w:t xml:space="preserve"> }</w:t>
+      </w:r>
+      <w:proofErr w:type="gramEnd"/>
+      <w:r>
+        <w:rPr>
+          <w:rFonts w:ascii="思源黑体 CN Light" w:eastAsia="思源黑体 CN Light" w:hAnsi="思源黑体 CN Light" w:hint="eastAsia"/>
+          <w:color w:val="595959" w:themeColor="text1" w:themeTint="A6"/>
+          <w:sz w:val="13"/>
+          <w:szCs w:val="13"/>
+          <w:highlight w:val="magenta"/>
+        </w:rPr>
+        <w:t>}</w:t>
       </w:r>
     </w:p>
     <w:tbl>
@@ -3525,7 +4354,51 @@
           <w:szCs w:val="13"/>
           <w:highlight w:val="magenta"/>
         </w:rPr>
-        <w:t>{{r page_break }}</w:t>
+        <w:t xml:space="preserve">{{r </w:t>
+      </w:r>
+      <w:proofErr w:type="spellStart"/>
+      <w:r>
+        <w:rPr>
+          <w:rFonts w:ascii="思源黑体 CN Light" w:eastAsia="思源黑体 CN Light" w:hAnsi="思源黑体 CN Light" w:hint="eastAsia"/>
+          <w:color w:val="595959" w:themeColor="text1" w:themeTint="A6"/>
+          <w:sz w:val="13"/>
+          <w:szCs w:val="13"/>
+          <w:highlight w:val="magenta"/>
+        </w:rPr>
+        <w:t>page_</w:t>
+      </w:r>
+      <w:proofErr w:type="gramStart"/>
+      <w:r>
+        <w:rPr>
+          <w:rFonts w:ascii="思源黑体 CN Light" w:eastAsia="思源黑体 CN Light" w:hAnsi="思源黑体 CN Light" w:hint="eastAsia"/>
+          <w:color w:val="595959" w:themeColor="text1" w:themeTint="A6"/>
+          <w:sz w:val="13"/>
+          <w:szCs w:val="13"/>
+          <w:highlight w:val="magenta"/>
+        </w:rPr>
+        <w:t>break</w:t>
+      </w:r>
+      <w:proofErr w:type="spellEnd"/>
+      <w:r>
+        <w:rPr>
+          <w:rFonts w:ascii="思源黑体 CN Light" w:eastAsia="思源黑体 CN Light" w:hAnsi="思源黑体 CN Light" w:hint="eastAsia"/>
+          <w:color w:val="595959" w:themeColor="text1" w:themeTint="A6"/>
+          <w:sz w:val="13"/>
+          <w:szCs w:val="13"/>
+          <w:highlight w:val="magenta"/>
+        </w:rPr>
+        <w:t xml:space="preserve"> }</w:t>
+      </w:r>
+      <w:proofErr w:type="gramEnd"/>
+      <w:r>
+        <w:rPr>
+          <w:rFonts w:ascii="思源黑体 CN Light" w:eastAsia="思源黑体 CN Light" w:hAnsi="思源黑体 CN Light" w:hint="eastAsia"/>
+          <w:color w:val="595959" w:themeColor="text1" w:themeTint="A6"/>
+          <w:sz w:val="13"/>
+          <w:szCs w:val="13"/>
+          <w:highlight w:val="magenta"/>
+        </w:rPr>
+        <w:t>}</w:t>
       </w:r>
     </w:p>
     <w:tbl>
@@ -4088,7 +4961,67 @@
                 <w:sz w:val="17"/>
                 <w:szCs w:val="17"/>
               </w:rPr>
-              <w:t>{%if lib_quality_control and lib_quality_control.lib_dna_qc and lib_quality_control.lib_dna_qc.dna_qty%}{{lib_quality_control.lib_dna_qc.dna_qty|replace(“.00”,””)}}{%else%}{%endif%}</w:t>
+              <w:t xml:space="preserve">{%if </w:t>
+            </w:r>
+            <w:proofErr w:type="spellStart"/>
+            <w:r>
+              <w:rPr>
+                <w:rFonts w:ascii="思源黑体 CN Normal" w:eastAsia="思源黑体 CN Normal" w:hAnsi="思源黑体 CN Normal" w:cs="思源黑体 CN Light"/>
+                <w:kern w:val="0"/>
+                <w:sz w:val="17"/>
+                <w:szCs w:val="17"/>
+              </w:rPr>
+              <w:t>lib_quality_control</w:t>
+            </w:r>
+            <w:proofErr w:type="spellEnd"/>
+            <w:r>
+              <w:rPr>
+                <w:rFonts w:ascii="思源黑体 CN Normal" w:eastAsia="思源黑体 CN Normal" w:hAnsi="思源黑体 CN Normal" w:cs="思源黑体 CN Light"/>
+                <w:kern w:val="0"/>
+                <w:sz w:val="17"/>
+                <w:szCs w:val="17"/>
+              </w:rPr>
+              <w:t xml:space="preserve"> and </w:t>
+            </w:r>
+            <w:proofErr w:type="spellStart"/>
+            <w:r>
+              <w:rPr>
+                <w:rFonts w:ascii="思源黑体 CN Normal" w:eastAsia="思源黑体 CN Normal" w:hAnsi="思源黑体 CN Normal" w:cs="思源黑体 CN Light"/>
+                <w:kern w:val="0"/>
+                <w:sz w:val="17"/>
+                <w:szCs w:val="17"/>
+              </w:rPr>
+              <w:t>lib_quality_control.lib_dna_qc</w:t>
+            </w:r>
+            <w:proofErr w:type="spellEnd"/>
+            <w:r>
+              <w:rPr>
+                <w:rFonts w:ascii="思源黑体 CN Normal" w:eastAsia="思源黑体 CN Normal" w:hAnsi="思源黑体 CN Normal" w:cs="思源黑体 CN Light"/>
+                <w:kern w:val="0"/>
+                <w:sz w:val="17"/>
+                <w:szCs w:val="17"/>
+              </w:rPr>
+              <w:t xml:space="preserve"> and lib_quality_control.lib_dna_qc.dna_qty</w:t>
+            </w:r>
+            <w:proofErr w:type="gramStart"/>
+            <w:r>
+              <w:rPr>
+                <w:rFonts w:ascii="思源黑体 CN Normal" w:eastAsia="思源黑体 CN Normal" w:hAnsi="思源黑体 CN Normal" w:cs="思源黑体 CN Light"/>
+                <w:kern w:val="0"/>
+                <w:sz w:val="17"/>
+                <w:szCs w:val="17"/>
+              </w:rPr>
+              <w:t>%}{</w:t>
+            </w:r>
+            <w:proofErr w:type="gramEnd"/>
+            <w:r>
+              <w:rPr>
+                <w:rFonts w:ascii="思源黑体 CN Normal" w:eastAsia="思源黑体 CN Normal" w:hAnsi="思源黑体 CN Normal" w:cs="思源黑体 CN Light"/>
+                <w:kern w:val="0"/>
+                <w:sz w:val="17"/>
+                <w:szCs w:val="17"/>
+              </w:rPr>
+              <w:t>{lib_quality_control.lib_dna_qc.dna_qty|replace(“.00”,””)}}{%else%}{%endif%}</w:t>
             </w:r>
           </w:p>
         </w:tc>
@@ -4243,7 +5176,67 @@
                 <w:sz w:val="17"/>
                 <w:szCs w:val="17"/>
               </w:rPr>
-              <w:t>{%if lib_quality_control and lib_quality_control.lib_dna_qc and lib_quality_control.lib_dna_qc.library_qty%}{{lib_quality_control.lib_dna_qc.library_qty|replace(“.00”,””)}}{%else%}{%endif%}</w:t>
+              <w:t xml:space="preserve">{%if </w:t>
+            </w:r>
+            <w:proofErr w:type="spellStart"/>
+            <w:r>
+              <w:rPr>
+                <w:rFonts w:ascii="思源黑体 CN Normal" w:eastAsia="思源黑体 CN Normal" w:hAnsi="思源黑体 CN Normal" w:cs="思源黑体 CN Light"/>
+                <w:kern w:val="0"/>
+                <w:sz w:val="17"/>
+                <w:szCs w:val="17"/>
+              </w:rPr>
+              <w:t>lib_quality_control</w:t>
+            </w:r>
+            <w:proofErr w:type="spellEnd"/>
+            <w:r>
+              <w:rPr>
+                <w:rFonts w:ascii="思源黑体 CN Normal" w:eastAsia="思源黑体 CN Normal" w:hAnsi="思源黑体 CN Normal" w:cs="思源黑体 CN Light"/>
+                <w:kern w:val="0"/>
+                <w:sz w:val="17"/>
+                <w:szCs w:val="17"/>
+              </w:rPr>
+              <w:t xml:space="preserve"> and </w:t>
+            </w:r>
+            <w:proofErr w:type="spellStart"/>
+            <w:r>
+              <w:rPr>
+                <w:rFonts w:ascii="思源黑体 CN Normal" w:eastAsia="思源黑体 CN Normal" w:hAnsi="思源黑体 CN Normal" w:cs="思源黑体 CN Light"/>
+                <w:kern w:val="0"/>
+                <w:sz w:val="17"/>
+                <w:szCs w:val="17"/>
+              </w:rPr>
+              <w:t>lib_quality_control.lib_dna_qc</w:t>
+            </w:r>
+            <w:proofErr w:type="spellEnd"/>
+            <w:r>
+              <w:rPr>
+                <w:rFonts w:ascii="思源黑体 CN Normal" w:eastAsia="思源黑体 CN Normal" w:hAnsi="思源黑体 CN Normal" w:cs="思源黑体 CN Light"/>
+                <w:kern w:val="0"/>
+                <w:sz w:val="17"/>
+                <w:szCs w:val="17"/>
+              </w:rPr>
+              <w:t xml:space="preserve"> and lib_quality_control.lib_dna_</w:t>
+            </w:r>
+            <w:proofErr w:type="gramStart"/>
+            <w:r>
+              <w:rPr>
+                <w:rFonts w:ascii="思源黑体 CN Normal" w:eastAsia="思源黑体 CN Normal" w:hAnsi="思源黑体 CN Normal" w:cs="思源黑体 CN Light"/>
+                <w:kern w:val="0"/>
+                <w:sz w:val="17"/>
+                <w:szCs w:val="17"/>
+              </w:rPr>
+              <w:t>qc.library</w:t>
+            </w:r>
+            <w:proofErr w:type="gramEnd"/>
+            <w:r>
+              <w:rPr>
+                <w:rFonts w:ascii="思源黑体 CN Normal" w:eastAsia="思源黑体 CN Normal" w:hAnsi="思源黑体 CN Normal" w:cs="思源黑体 CN Light"/>
+                <w:kern w:val="0"/>
+                <w:sz w:val="17"/>
+                <w:szCs w:val="17"/>
+              </w:rPr>
+              <w:t>_qty%}{{lib_quality_control.lib_dna_qc.library_qty|replace(“.00”,””)}}{%else%}{%endif%}</w:t>
             </w:r>
           </w:p>
         </w:tc>
@@ -4421,16 +5414,36 @@
                 <w:sz w:val="17"/>
                 <w:szCs w:val="17"/>
               </w:rPr>
-              <w:t>{{q</w:t>
-            </w:r>
-            <w:r>
-              <w:rPr>
-                <w:rFonts w:ascii="思源黑体 CN Normal" w:eastAsia="思源黑体 CN Normal" w:hAnsi="思源黑体 CN Normal" w:cs="思源黑体 CN Light"/>
+              <w:t>{{</w:t>
+            </w:r>
+            <w:proofErr w:type="gramStart"/>
+            <w:r>
+              <w:rPr>
+                <w:rFonts w:ascii="思源黑体 CN Normal" w:eastAsia="思源黑体 CN Normal" w:hAnsi="思源黑体 CN Normal" w:cs="思源黑体 CN Light" w:hint="eastAsia"/>
                 <w:kern w:val="0"/>
                 <w:sz w:val="17"/>
                 <w:szCs w:val="17"/>
               </w:rPr>
-              <w:t>c.qc_gradient.</w:t>
+              <w:t>q</w:t>
+            </w:r>
+            <w:r>
+              <w:rPr>
+                <w:rFonts w:ascii="思源黑体 CN Normal" w:eastAsia="思源黑体 CN Normal" w:hAnsi="思源黑体 CN Normal" w:cs="思源黑体 CN Light"/>
+                <w:kern w:val="0"/>
+                <w:sz w:val="17"/>
+                <w:szCs w:val="17"/>
+              </w:rPr>
+              <w:t>c.qc</w:t>
+            </w:r>
+            <w:proofErr w:type="gramEnd"/>
+            <w:r>
+              <w:rPr>
+                <w:rFonts w:ascii="思源黑体 CN Normal" w:eastAsia="思源黑体 CN Normal" w:hAnsi="思源黑体 CN Normal" w:cs="思源黑体 CN Light"/>
+                <w:kern w:val="0"/>
+                <w:sz w:val="17"/>
+                <w:szCs w:val="17"/>
+              </w:rPr>
+              <w:t>_gradient.</w:t>
             </w:r>
             <w:r>
               <w:rPr>
@@ -4609,8 +5622,9 @@
                 <w:sz w:val="17"/>
                 <w:szCs w:val="17"/>
               </w:rPr>
-              <w:t>{{qc.dna_data_qc.</w:t>
-            </w:r>
+              <w:t>{{</w:t>
+            </w:r>
+            <w:proofErr w:type="spellStart"/>
             <w:r>
               <w:rPr>
                 <w:rFonts w:ascii="思源黑体 CN Normal" w:eastAsia="思源黑体 CN Normal" w:hAnsi="思源黑体 CN Normal" w:cs="思源黑体 CN Light"/>
@@ -4618,8 +5632,38 @@
                 <w:sz w:val="17"/>
                 <w:szCs w:val="17"/>
               </w:rPr>
-              <w:t>cover_ratio</w:t>
-            </w:r>
+              <w:t>qc.dna_data_</w:t>
+            </w:r>
+            <w:proofErr w:type="gramStart"/>
+            <w:r>
+              <w:rPr>
+                <w:rFonts w:ascii="思源黑体 CN Normal" w:eastAsia="思源黑体 CN Normal" w:hAnsi="思源黑体 CN Normal" w:cs="思源黑体 CN Light"/>
+                <w:kern w:val="0"/>
+                <w:sz w:val="17"/>
+                <w:szCs w:val="17"/>
+              </w:rPr>
+              <w:t>qc.</w:t>
+            </w:r>
+            <w:r>
+              <w:rPr>
+                <w:rFonts w:ascii="思源黑体 CN Normal" w:eastAsia="思源黑体 CN Normal" w:hAnsi="思源黑体 CN Normal" w:cs="思源黑体 CN Light"/>
+                <w:kern w:val="0"/>
+                <w:sz w:val="17"/>
+                <w:szCs w:val="17"/>
+              </w:rPr>
+              <w:t>cover</w:t>
+            </w:r>
+            <w:proofErr w:type="gramEnd"/>
+            <w:r>
+              <w:rPr>
+                <w:rFonts w:ascii="思源黑体 CN Normal" w:eastAsia="思源黑体 CN Normal" w:hAnsi="思源黑体 CN Normal" w:cs="思源黑体 CN Light"/>
+                <w:kern w:val="0"/>
+                <w:sz w:val="17"/>
+                <w:szCs w:val="17"/>
+              </w:rPr>
+              <w:t>_ratio</w:t>
+            </w:r>
+            <w:proofErr w:type="spellEnd"/>
             <w:r>
               <w:rPr>
                 <w:rFonts w:ascii="思源黑体 CN Normal" w:eastAsia="思源黑体 CN Normal" w:hAnsi="思源黑体 CN Normal" w:cs="思源黑体 CN Light"/>
@@ -4789,8 +5833,9 @@
                 <w:sz w:val="17"/>
                 <w:szCs w:val="17"/>
               </w:rPr>
-              <w:t>{{qc.dna_data_qc.</w:t>
-            </w:r>
+              <w:t>{{qc.dna_data_</w:t>
+            </w:r>
+            <w:proofErr w:type="gramStart"/>
             <w:r>
               <w:rPr>
                 <w:rFonts w:ascii="思源黑体 CN Normal" w:eastAsia="思源黑体 CN Normal" w:hAnsi="思源黑体 CN Normal" w:cs="思源黑体 CN Light"/>
@@ -4798,7 +5843,26 @@
                 <w:sz w:val="17"/>
                 <w:szCs w:val="17"/>
               </w:rPr>
-              <w:t>cleandata_q30</w:t>
+              <w:t>qc.</w:t>
+            </w:r>
+            <w:r>
+              <w:rPr>
+                <w:rFonts w:ascii="思源黑体 CN Normal" w:eastAsia="思源黑体 CN Normal" w:hAnsi="思源黑体 CN Normal" w:cs="思源黑体 CN Light"/>
+                <w:kern w:val="0"/>
+                <w:sz w:val="17"/>
+                <w:szCs w:val="17"/>
+              </w:rPr>
+              <w:t>cleandata</w:t>
+            </w:r>
+            <w:proofErr w:type="gramEnd"/>
+            <w:r>
+              <w:rPr>
+                <w:rFonts w:ascii="思源黑体 CN Normal" w:eastAsia="思源黑体 CN Normal" w:hAnsi="思源黑体 CN Normal" w:cs="思源黑体 CN Light"/>
+                <w:kern w:val="0"/>
+                <w:sz w:val="17"/>
+                <w:szCs w:val="17"/>
+              </w:rPr>
+              <w:t>_q30</w:t>
             </w:r>
             <w:r>
               <w:rPr>
@@ -4962,7 +6026,47 @@
                 <w:sz w:val="17"/>
                 <w:szCs w:val="17"/>
               </w:rPr>
-              <w:t>{{qc.dna_data_qc.depth_mean_raw}}</w:t>
+              <w:t>{{</w:t>
+            </w:r>
+            <w:proofErr w:type="spellStart"/>
+            <w:r>
+              <w:rPr>
+                <w:rFonts w:ascii="思源黑体 CN Normal" w:eastAsia="思源黑体 CN Normal" w:hAnsi="思源黑体 CN Normal" w:cs="思源黑体 CN Light"/>
+                <w:kern w:val="0"/>
+                <w:sz w:val="17"/>
+                <w:szCs w:val="17"/>
+              </w:rPr>
+              <w:t>qc.dna_data_</w:t>
+            </w:r>
+            <w:proofErr w:type="gramStart"/>
+            <w:r>
+              <w:rPr>
+                <w:rFonts w:ascii="思源黑体 CN Normal" w:eastAsia="思源黑体 CN Normal" w:hAnsi="思源黑体 CN Normal" w:cs="思源黑体 CN Light"/>
+                <w:kern w:val="0"/>
+                <w:sz w:val="17"/>
+                <w:szCs w:val="17"/>
+              </w:rPr>
+              <w:t>qc.depth</w:t>
+            </w:r>
+            <w:proofErr w:type="gramEnd"/>
+            <w:r>
+              <w:rPr>
+                <w:rFonts w:ascii="思源黑体 CN Normal" w:eastAsia="思源黑体 CN Normal" w:hAnsi="思源黑体 CN Normal" w:cs="思源黑体 CN Light"/>
+                <w:kern w:val="0"/>
+                <w:sz w:val="17"/>
+                <w:szCs w:val="17"/>
+              </w:rPr>
+              <w:t>_mean_raw</w:t>
+            </w:r>
+            <w:proofErr w:type="spellEnd"/>
+            <w:r>
+              <w:rPr>
+                <w:rFonts w:ascii="思源黑体 CN Normal" w:eastAsia="思源黑体 CN Normal" w:hAnsi="思源黑体 CN Normal" w:cs="思源黑体 CN Light"/>
+                <w:kern w:val="0"/>
+                <w:sz w:val="17"/>
+                <w:szCs w:val="17"/>
+              </w:rPr>
+              <w:t>}}</w:t>
             </w:r>
           </w:p>
         </w:tc>
@@ -5107,7 +6211,47 @@
                 <w:sz w:val="17"/>
                 <w:szCs w:val="17"/>
               </w:rPr>
-              <w:t>{{qc.dna_data_qc.depth_mean_uniq}}</w:t>
+              <w:t>{{</w:t>
+            </w:r>
+            <w:proofErr w:type="spellStart"/>
+            <w:r>
+              <w:rPr>
+                <w:rFonts w:ascii="思源黑体 CN Normal" w:eastAsia="思源黑体 CN Normal" w:hAnsi="思源黑体 CN Normal" w:cs="思源黑体 CN Light"/>
+                <w:kern w:val="0"/>
+                <w:sz w:val="17"/>
+                <w:szCs w:val="17"/>
+              </w:rPr>
+              <w:t>qc.dna_data_</w:t>
+            </w:r>
+            <w:proofErr w:type="gramStart"/>
+            <w:r>
+              <w:rPr>
+                <w:rFonts w:ascii="思源黑体 CN Normal" w:eastAsia="思源黑体 CN Normal" w:hAnsi="思源黑体 CN Normal" w:cs="思源黑体 CN Light"/>
+                <w:kern w:val="0"/>
+                <w:sz w:val="17"/>
+                <w:szCs w:val="17"/>
+              </w:rPr>
+              <w:t>qc.depth</w:t>
+            </w:r>
+            <w:proofErr w:type="gramEnd"/>
+            <w:r>
+              <w:rPr>
+                <w:rFonts w:ascii="思源黑体 CN Normal" w:eastAsia="思源黑体 CN Normal" w:hAnsi="思源黑体 CN Normal" w:cs="思源黑体 CN Light"/>
+                <w:kern w:val="0"/>
+                <w:sz w:val="17"/>
+                <w:szCs w:val="17"/>
+              </w:rPr>
+              <w:t>_mean_uniq</w:t>
+            </w:r>
+            <w:proofErr w:type="spellEnd"/>
+            <w:r>
+              <w:rPr>
+                <w:rFonts w:ascii="思源黑体 CN Normal" w:eastAsia="思源黑体 CN Normal" w:hAnsi="思源黑体 CN Normal" w:cs="思源黑体 CN Light"/>
+                <w:kern w:val="0"/>
+                <w:sz w:val="17"/>
+                <w:szCs w:val="17"/>
+              </w:rPr>
+              <w:t>}}</w:t>
             </w:r>
           </w:p>
         </w:tc>
@@ -5206,7 +6350,27 @@
                 <w:sz w:val="17"/>
                 <w:szCs w:val="17"/>
               </w:rPr>
-              <w:t>均一性</w:t>
+              <w:t>均</w:t>
+            </w:r>
+            <w:proofErr w:type="gramStart"/>
+            <w:r>
+              <w:rPr>
+                <w:rFonts w:ascii="思源黑体 CN Normal" w:eastAsia="思源黑体 CN Normal" w:hAnsi="思源黑体 CN Normal" w:cs="思源黑体 CN Light" w:hint="eastAsia"/>
+                <w:kern w:val="0"/>
+                <w:sz w:val="17"/>
+                <w:szCs w:val="17"/>
+              </w:rPr>
+              <w:t>一</w:t>
+            </w:r>
+            <w:proofErr w:type="gramEnd"/>
+            <w:r>
+              <w:rPr>
+                <w:rFonts w:ascii="思源黑体 CN Normal" w:eastAsia="思源黑体 CN Normal" w:hAnsi="思源黑体 CN Normal" w:cs="思源黑体 CN Light" w:hint="eastAsia"/>
+                <w:kern w:val="0"/>
+                <w:sz w:val="17"/>
+                <w:szCs w:val="17"/>
+              </w:rPr>
+              <w:t>性</w:t>
             </w:r>
           </w:p>
         </w:tc>
@@ -5240,8 +6404,9 @@
                 <w:sz w:val="17"/>
                 <w:szCs w:val="17"/>
               </w:rPr>
-              <w:t>{{qc.dna_data_qc.</w:t>
-            </w:r>
+              <w:t>{{qc.dna_data_</w:t>
+            </w:r>
+            <w:proofErr w:type="gramStart"/>
             <w:r>
               <w:rPr>
                 <w:rFonts w:ascii="思源黑体 CN Normal" w:eastAsia="思源黑体 CN Normal" w:hAnsi="思源黑体 CN Normal" w:cs="思源黑体 CN Light"/>
@@ -5249,7 +6414,26 @@
                 <w:sz w:val="17"/>
                 <w:szCs w:val="17"/>
               </w:rPr>
-              <w:t>uni20_uniq</w:t>
+              <w:t>qc.</w:t>
+            </w:r>
+            <w:r>
+              <w:rPr>
+                <w:rFonts w:ascii="思源黑体 CN Normal" w:eastAsia="思源黑体 CN Normal" w:hAnsi="思源黑体 CN Normal" w:cs="思源黑体 CN Light"/>
+                <w:kern w:val="0"/>
+                <w:sz w:val="17"/>
+                <w:szCs w:val="17"/>
+              </w:rPr>
+              <w:t>uni</w:t>
+            </w:r>
+            <w:proofErr w:type="gramEnd"/>
+            <w:r>
+              <w:rPr>
+                <w:rFonts w:ascii="思源黑体 CN Normal" w:eastAsia="思源黑体 CN Normal" w:hAnsi="思源黑体 CN Normal" w:cs="思源黑体 CN Light"/>
+                <w:kern w:val="0"/>
+                <w:sz w:val="17"/>
+                <w:szCs w:val="17"/>
+              </w:rPr>
+              <w:t>20_uniq</w:t>
             </w:r>
             <w:r>
               <w:rPr>
@@ -5393,8 +6577,9 @@
                 <w:sz w:val="17"/>
                 <w:szCs w:val="17"/>
               </w:rPr>
-              <w:t>{{qc.dna_data_qc.</w:t>
-            </w:r>
+              <w:t>{{</w:t>
+            </w:r>
+            <w:proofErr w:type="spellStart"/>
             <w:r>
               <w:rPr>
                 <w:rFonts w:ascii="思源黑体 CN Normal" w:eastAsia="思源黑体 CN Normal" w:hAnsi="思源黑体 CN Normal" w:cs="思源黑体 CN Light"/>
@@ -5402,8 +6587,38 @@
                 <w:sz w:val="17"/>
                 <w:szCs w:val="17"/>
               </w:rPr>
-              <w:t>mapping_ratio</w:t>
-            </w:r>
+              <w:t>qc.dna_data_</w:t>
+            </w:r>
+            <w:proofErr w:type="gramStart"/>
+            <w:r>
+              <w:rPr>
+                <w:rFonts w:ascii="思源黑体 CN Normal" w:eastAsia="思源黑体 CN Normal" w:hAnsi="思源黑体 CN Normal" w:cs="思源黑体 CN Light"/>
+                <w:kern w:val="0"/>
+                <w:sz w:val="17"/>
+                <w:szCs w:val="17"/>
+              </w:rPr>
+              <w:t>qc.</w:t>
+            </w:r>
+            <w:r>
+              <w:rPr>
+                <w:rFonts w:ascii="思源黑体 CN Normal" w:eastAsia="思源黑体 CN Normal" w:hAnsi="思源黑体 CN Normal" w:cs="思源黑体 CN Light"/>
+                <w:kern w:val="0"/>
+                <w:sz w:val="17"/>
+                <w:szCs w:val="17"/>
+              </w:rPr>
+              <w:t>mapping</w:t>
+            </w:r>
+            <w:proofErr w:type="gramEnd"/>
+            <w:r>
+              <w:rPr>
+                <w:rFonts w:ascii="思源黑体 CN Normal" w:eastAsia="思源黑体 CN Normal" w:hAnsi="思源黑体 CN Normal" w:cs="思源黑体 CN Light"/>
+                <w:kern w:val="0"/>
+                <w:sz w:val="17"/>
+                <w:szCs w:val="17"/>
+              </w:rPr>
+              <w:t>_ratio</w:t>
+            </w:r>
+            <w:proofErr w:type="spellEnd"/>
             <w:r>
               <w:rPr>
                 <w:rFonts w:ascii="思源黑体 CN Normal" w:eastAsia="思源黑体 CN Normal" w:hAnsi="思源黑体 CN Normal" w:cs="思源黑体 CN Light"/>
@@ -5636,7 +6851,27 @@
           <w:sz w:val="16"/>
           <w:szCs w:val="16"/>
         </w:rPr>
-        <w:t>检测到的区域占目标区域的比例；</w:t>
+        <w:t>检测到的区域</w:t>
+      </w:r>
+      <w:proofErr w:type="gramStart"/>
+      <w:r>
+        <w:rPr>
+          <w:rFonts w:ascii="思源黑体 CN Normal" w:eastAsia="思源黑体 CN Normal" w:hAnsi="思源黑体 CN Normal" w:hint="eastAsia"/>
+          <w:color w:val="000000" w:themeColor="text1"/>
+          <w:sz w:val="16"/>
+          <w:szCs w:val="16"/>
+        </w:rPr>
+        <w:t>占目标</w:t>
+      </w:r>
+      <w:proofErr w:type="gramEnd"/>
+      <w:r>
+        <w:rPr>
+          <w:rFonts w:ascii="思源黑体 CN Normal" w:eastAsia="思源黑体 CN Normal" w:hAnsi="思源黑体 CN Normal" w:hint="eastAsia"/>
+          <w:color w:val="000000" w:themeColor="text1"/>
+          <w:sz w:val="16"/>
+          <w:szCs w:val="16"/>
+        </w:rPr>
+        <w:t>区域的比例；</w:t>
       </w:r>
     </w:p>
     <w:p>
@@ -5791,7 +7026,27 @@
           <w:sz w:val="16"/>
           <w:szCs w:val="16"/>
         </w:rPr>
-        <w:t>均一性：</w:t>
+        <w:t>均</w:t>
+      </w:r>
+      <w:proofErr w:type="gramStart"/>
+      <w:r>
+        <w:rPr>
+          <w:rFonts w:ascii="思源黑体 CN Normal" w:eastAsia="思源黑体 CN Normal" w:hAnsi="思源黑体 CN Normal" w:hint="eastAsia"/>
+          <w:color w:val="000000" w:themeColor="text1"/>
+          <w:sz w:val="16"/>
+          <w:szCs w:val="16"/>
+        </w:rPr>
+        <w:t>一</w:t>
+      </w:r>
+      <w:proofErr w:type="gramEnd"/>
+      <w:r>
+        <w:rPr>
+          <w:rFonts w:ascii="思源黑体 CN Normal" w:eastAsia="思源黑体 CN Normal" w:hAnsi="思源黑体 CN Normal" w:hint="eastAsia"/>
+          <w:color w:val="000000" w:themeColor="text1"/>
+          <w:sz w:val="16"/>
+          <w:szCs w:val="16"/>
+        </w:rPr>
+        <w:t>性：</w:t>
       </w:r>
       <w:r>
         <w:rPr>
@@ -5890,7 +7145,27 @@
           <w:sz w:val="16"/>
           <w:szCs w:val="16"/>
         </w:rPr>
-        <w:t>为“/”，表示此质控项并非本检测的必要质控项，结果仅供参考</w:t>
+        <w:t>为“/”，表示此质</w:t>
+      </w:r>
+      <w:proofErr w:type="gramStart"/>
+      <w:r>
+        <w:rPr>
+          <w:rFonts w:ascii="思源黑体 CN Normal" w:eastAsia="思源黑体 CN Normal" w:hAnsi="思源黑体 CN Normal" w:hint="eastAsia"/>
+          <w:color w:val="000000" w:themeColor="text1"/>
+          <w:sz w:val="16"/>
+          <w:szCs w:val="16"/>
+        </w:rPr>
+        <w:t>控项并非</w:t>
+      </w:r>
+      <w:proofErr w:type="gramEnd"/>
+      <w:r>
+        <w:rPr>
+          <w:rFonts w:ascii="思源黑体 CN Normal" w:eastAsia="思源黑体 CN Normal" w:hAnsi="思源黑体 CN Normal" w:hint="eastAsia"/>
+          <w:color w:val="000000" w:themeColor="text1"/>
+          <w:sz w:val="16"/>
+          <w:szCs w:val="16"/>
+        </w:rPr>
+        <w:t>本检测的必要质控项，结果仅供参考</w:t>
       </w:r>
       <w:r>
         <w:rPr>
@@ -6695,7 +7970,25 @@
           <w:sz w:val="18"/>
           <w:szCs w:val="18"/>
         </w:rPr>
-        <w:t>本产品对送检样本进行检测，并对与肿瘤诊断、治疗和预后密切相关具有临床意义的检测结果进行详细解读（详细检测基因列表见本报告附录），为临床实体瘤患者的临床诊断治疗提供辅助参考。</w:t>
+        <w:t>本产品对送检样本进行检测，并对与肿瘤诊断、治疗和预后密切相关具有临床意义的检测结果进行详细解读（详细检测基因</w:t>
+      </w:r>
+      <w:proofErr w:type="gramStart"/>
+      <w:r>
+        <w:rPr>
+          <w:rFonts w:ascii="思源黑体 CN Normal" w:eastAsia="思源黑体 CN Normal" w:hAnsi="思源黑体 CN Normal" w:hint="eastAsia"/>
+          <w:sz w:val="18"/>
+          <w:szCs w:val="18"/>
+        </w:rPr>
+        <w:t>列表见</w:t>
+      </w:r>
+      <w:proofErr w:type="gramEnd"/>
+      <w:r>
+        <w:rPr>
+          <w:rFonts w:ascii="思源黑体 CN Normal" w:eastAsia="思源黑体 CN Normal" w:hAnsi="思源黑体 CN Normal" w:hint="eastAsia"/>
+          <w:sz w:val="18"/>
+          <w:szCs w:val="18"/>
+        </w:rPr>
+        <w:t>本报告附录），为临床实体瘤患者的临床诊断治疗提供辅助参考。</w:t>
       </w:r>
     </w:p>
     <w:p>
@@ -6960,15 +8253,16 @@
           <w:sz w:val="18"/>
           <w:szCs w:val="18"/>
         </w:rPr>
-        <w:t>{{sample.association.</w:t>
-      </w:r>
+        <w:t>{{</w:t>
+      </w:r>
+      <w:proofErr w:type="spellStart"/>
       <w:r>
         <w:rPr>
           <w:rFonts w:ascii="思源黑体 CN Normal" w:eastAsia="思源黑体 CN Normal" w:hAnsi="思源黑体 CN Normal"/>
           <w:sz w:val="18"/>
           <w:szCs w:val="18"/>
         </w:rPr>
-        <w:t>ACMG</w:t>
+        <w:t>sample.association.</w:t>
       </w:r>
       <w:r>
         <w:rPr>
@@ -6976,6 +8270,15 @@
           <w:sz w:val="18"/>
           <w:szCs w:val="18"/>
         </w:rPr>
+        <w:t>ACMG</w:t>
+      </w:r>
+      <w:proofErr w:type="spellEnd"/>
+      <w:r>
+        <w:rPr>
+          <w:rFonts w:ascii="思源黑体 CN Normal" w:eastAsia="思源黑体 CN Normal" w:hAnsi="思源黑体 CN Normal"/>
+          <w:sz w:val="18"/>
+          <w:szCs w:val="18"/>
+        </w:rPr>
         <w:t>}}</w:t>
       </w:r>
       <w:r>
@@ -6992,15 +8295,16 @@
           <w:sz w:val="18"/>
           <w:szCs w:val="18"/>
         </w:rPr>
-        <w:t>{{sample.association.</w:t>
-      </w:r>
+        <w:t>{{</w:t>
+      </w:r>
+      <w:proofErr w:type="spellStart"/>
       <w:r>
         <w:rPr>
           <w:rFonts w:ascii="思源黑体 CN Normal" w:eastAsia="思源黑体 CN Normal" w:hAnsi="思源黑体 CN Normal"/>
           <w:sz w:val="18"/>
           <w:szCs w:val="18"/>
         </w:rPr>
-        <w:t>AMP</w:t>
+        <w:t>sample.association.</w:t>
       </w:r>
       <w:r>
         <w:rPr>
@@ -7008,15 +8312,16 @@
           <w:sz w:val="18"/>
           <w:szCs w:val="18"/>
         </w:rPr>
-        <w:t>}}</w:t>
-      </w:r>
+        <w:t>AMP</w:t>
+      </w:r>
+      <w:proofErr w:type="spellEnd"/>
       <w:r>
         <w:rPr>
           <w:rFonts w:ascii="思源黑体 CN Normal" w:eastAsia="思源黑体 CN Normal" w:hAnsi="思源黑体 CN Normal"/>
           <w:sz w:val="18"/>
           <w:szCs w:val="18"/>
         </w:rPr>
-        <w:t>、</w:t>
+        <w:t>}}</w:t>
       </w:r>
       <w:r>
         <w:rPr>
@@ -7024,7 +8329,7 @@
           <w:sz w:val="18"/>
           <w:szCs w:val="18"/>
         </w:rPr>
-        <w:t>{{sample.association.</w:t>
+        <w:t>、</w:t>
       </w:r>
       <w:r>
         <w:rPr>
@@ -7032,14 +8337,32 @@
           <w:sz w:val="18"/>
           <w:szCs w:val="18"/>
         </w:rPr>
-        <w:t>CAP</w:t>
-      </w:r>
+        <w:t>{{</w:t>
+      </w:r>
+      <w:proofErr w:type="spellStart"/>
       <w:r>
         <w:rPr>
           <w:rFonts w:ascii="思源黑体 CN Normal" w:eastAsia="思源黑体 CN Normal" w:hAnsi="思源黑体 CN Normal"/>
           <w:sz w:val="18"/>
           <w:szCs w:val="18"/>
         </w:rPr>
+        <w:t>sample.association.</w:t>
+      </w:r>
+      <w:r>
+        <w:rPr>
+          <w:rFonts w:ascii="思源黑体 CN Normal" w:eastAsia="思源黑体 CN Normal" w:hAnsi="思源黑体 CN Normal"/>
+          <w:sz w:val="18"/>
+          <w:szCs w:val="18"/>
+        </w:rPr>
+        <w:t>CAP</w:t>
+      </w:r>
+      <w:proofErr w:type="spellEnd"/>
+      <w:r>
+        <w:rPr>
+          <w:rFonts w:ascii="思源黑体 CN Normal" w:eastAsia="思源黑体 CN Normal" w:hAnsi="思源黑体 CN Normal"/>
+          <w:sz w:val="18"/>
+          <w:szCs w:val="18"/>
+        </w:rPr>
         <w:t>}}</w:t>
       </w:r>
       <w:r>
@@ -7056,7 +8379,25 @@
           <w:sz w:val="18"/>
           <w:szCs w:val="18"/>
         </w:rPr>
-        <w:t>{{sample.guideline.germline_var}}</w:t>
+        <w:t>{{</w:t>
+      </w:r>
+      <w:proofErr w:type="spellStart"/>
+      <w:r>
+        <w:rPr>
+          <w:rFonts w:ascii="思源黑体 CN Normal" w:eastAsia="思源黑体 CN Normal" w:hAnsi="思源黑体 CN Normal"/>
+          <w:sz w:val="18"/>
+          <w:szCs w:val="18"/>
+        </w:rPr>
+        <w:t>sample.guideline.germline_var</w:t>
+      </w:r>
+      <w:proofErr w:type="spellEnd"/>
+      <w:r>
+        <w:rPr>
+          <w:rFonts w:ascii="思源黑体 CN Normal" w:eastAsia="思源黑体 CN Normal" w:hAnsi="思源黑体 CN Normal"/>
+          <w:sz w:val="18"/>
+          <w:szCs w:val="18"/>
+        </w:rPr>
+        <w:t>}}</w:t>
       </w:r>
       <w:r>
         <w:rPr>
@@ -7064,7 +8405,43 @@
           <w:sz w:val="18"/>
           <w:szCs w:val="18"/>
         </w:rPr>
-        <w:t>及ClinGen专家组发布的特殊基因变异解读指南，遗传变异分为5个等级：致病性、疑似致病性、意义不明确、疑似良性、良性。</w:t>
+        <w:t>及</w:t>
+      </w:r>
+      <w:proofErr w:type="spellStart"/>
+      <w:r>
+        <w:rPr>
+          <w:rFonts w:ascii="思源黑体 CN Normal" w:eastAsia="思源黑体 CN Normal" w:hAnsi="思源黑体 CN Normal" w:hint="eastAsia"/>
+          <w:sz w:val="18"/>
+          <w:szCs w:val="18"/>
+        </w:rPr>
+        <w:t>ClinGen</w:t>
+      </w:r>
+      <w:proofErr w:type="spellEnd"/>
+      <w:r>
+        <w:rPr>
+          <w:rFonts w:ascii="思源黑体 CN Normal" w:eastAsia="思源黑体 CN Normal" w:hAnsi="思源黑体 CN Normal" w:hint="eastAsia"/>
+          <w:sz w:val="18"/>
+          <w:szCs w:val="18"/>
+        </w:rPr>
+        <w:t>专家</w:t>
+      </w:r>
+      <w:proofErr w:type="gramStart"/>
+      <w:r>
+        <w:rPr>
+          <w:rFonts w:ascii="思源黑体 CN Normal" w:eastAsia="思源黑体 CN Normal" w:hAnsi="思源黑体 CN Normal" w:hint="eastAsia"/>
+          <w:sz w:val="18"/>
+          <w:szCs w:val="18"/>
+        </w:rPr>
+        <w:t>组发布</w:t>
+      </w:r>
+      <w:proofErr w:type="gramEnd"/>
+      <w:r>
+        <w:rPr>
+          <w:rFonts w:ascii="思源黑体 CN Normal" w:eastAsia="思源黑体 CN Normal" w:hAnsi="思源黑体 CN Normal" w:hint="eastAsia"/>
+          <w:sz w:val="18"/>
+          <w:szCs w:val="18"/>
+        </w:rPr>
+        <w:t>的特殊基因变异解读指南，遗传变异分为5个等级：致病性、疑似致病性、意义不明确、疑似良性、良性。</w:t>
       </w:r>
     </w:p>
     <w:p>
@@ -7099,7 +8476,25 @@
           <w:sz w:val="18"/>
           <w:szCs w:val="18"/>
         </w:rPr>
-        <w:t>{{sample.association.ClinGen}}</w:t>
+        <w:t>{{</w:t>
+      </w:r>
+      <w:proofErr w:type="spellStart"/>
+      <w:r>
+        <w:rPr>
+          <w:rFonts w:ascii="思源黑体 CN Normal" w:eastAsia="思源黑体 CN Normal" w:hAnsi="思源黑体 CN Normal"/>
+          <w:sz w:val="18"/>
+          <w:szCs w:val="18"/>
+        </w:rPr>
+        <w:t>sample.association.ClinGen</w:t>
+      </w:r>
+      <w:proofErr w:type="spellEnd"/>
+      <w:r>
+        <w:rPr>
+          <w:rFonts w:ascii="思源黑体 CN Normal" w:eastAsia="思源黑体 CN Normal" w:hAnsi="思源黑体 CN Normal"/>
+          <w:sz w:val="18"/>
+          <w:szCs w:val="18"/>
+        </w:rPr>
+        <w:t>}}</w:t>
       </w:r>
       <w:r>
         <w:rPr>
@@ -7115,15 +8510,16 @@
           <w:sz w:val="18"/>
           <w:szCs w:val="18"/>
         </w:rPr>
-        <w:t>{{sample.association.</w:t>
-      </w:r>
+        <w:t>{{</w:t>
+      </w:r>
+      <w:proofErr w:type="spellStart"/>
       <w:r>
         <w:rPr>
           <w:rFonts w:ascii="思源黑体 CN Normal" w:eastAsia="思源黑体 CN Normal" w:hAnsi="思源黑体 CN Normal"/>
           <w:sz w:val="18"/>
           <w:szCs w:val="18"/>
         </w:rPr>
-        <w:t>CGC</w:t>
+        <w:t>sample.association.</w:t>
       </w:r>
       <w:r>
         <w:rPr>
@@ -7131,6 +8527,15 @@
           <w:sz w:val="18"/>
           <w:szCs w:val="18"/>
         </w:rPr>
+        <w:t>CGC</w:t>
+      </w:r>
+      <w:proofErr w:type="spellEnd"/>
+      <w:r>
+        <w:rPr>
+          <w:rFonts w:ascii="思源黑体 CN Normal" w:eastAsia="思源黑体 CN Normal" w:hAnsi="思源黑体 CN Normal"/>
+          <w:sz w:val="18"/>
+          <w:szCs w:val="18"/>
+        </w:rPr>
         <w:t>}}</w:t>
       </w:r>
       <w:r>
@@ -7147,15 +8552,16 @@
           <w:sz w:val="18"/>
           <w:szCs w:val="18"/>
         </w:rPr>
-        <w:t>{{sample.association.</w:t>
-      </w:r>
+        <w:t>{{</w:t>
+      </w:r>
+      <w:proofErr w:type="spellStart"/>
       <w:r>
         <w:rPr>
           <w:rFonts w:ascii="思源黑体 CN Normal" w:eastAsia="思源黑体 CN Normal" w:hAnsi="思源黑体 CN Normal"/>
           <w:sz w:val="18"/>
           <w:szCs w:val="18"/>
         </w:rPr>
-        <w:t>VICC</w:t>
+        <w:t>sample.association.</w:t>
       </w:r>
       <w:r>
         <w:rPr>
@@ -7163,6 +8569,15 @@
           <w:sz w:val="18"/>
           <w:szCs w:val="18"/>
         </w:rPr>
+        <w:t>VICC</w:t>
+      </w:r>
+      <w:proofErr w:type="spellEnd"/>
+      <w:r>
+        <w:rPr>
+          <w:rFonts w:ascii="思源黑体 CN Normal" w:eastAsia="思源黑体 CN Normal" w:hAnsi="思源黑体 CN Normal"/>
+          <w:sz w:val="18"/>
+          <w:szCs w:val="18"/>
+        </w:rPr>
         <w:t>}}</w:t>
       </w:r>
       <w:r>
@@ -7179,7 +8594,25 @@
           <w:sz w:val="18"/>
           <w:szCs w:val="18"/>
         </w:rPr>
-        <w:t>{{sample.guideline.somatic_var}}</w:t>
+        <w:t>{{</w:t>
+      </w:r>
+      <w:proofErr w:type="spellStart"/>
+      <w:r>
+        <w:rPr>
+          <w:rFonts w:ascii="思源黑体 CN Normal" w:eastAsia="思源黑体 CN Normal" w:hAnsi="思源黑体 CN Normal"/>
+          <w:sz w:val="18"/>
+          <w:szCs w:val="18"/>
+        </w:rPr>
+        <w:t>sample.guideline.somatic_var</w:t>
+      </w:r>
+      <w:proofErr w:type="spellEnd"/>
+      <w:r>
+        <w:rPr>
+          <w:rFonts w:ascii="思源黑体 CN Normal" w:eastAsia="思源黑体 CN Normal" w:hAnsi="思源黑体 CN Normal"/>
+          <w:sz w:val="18"/>
+          <w:szCs w:val="18"/>
+        </w:rPr>
+        <w:t>}}</w:t>
       </w:r>
       <w:r>
         <w:rPr>
@@ -7195,18 +8628,60 @@
         <w:spacing w:line="380" w:lineRule="exact"/>
         <w:ind w:firstLineChars="200" w:firstLine="360"/>
         <w:rPr>
+          <w:rFonts w:ascii="思源黑体 CN Normal" w:eastAsia="思源黑体 CN Normal" w:hAnsi="思源黑体 CN Normal"/>
+          <w:sz w:val="18"/>
+          <w:szCs w:val="18"/>
+        </w:rPr>
+      </w:pPr>
+      <w:r>
+        <w:rPr>
           <w:rFonts w:ascii="思源黑体 CN Normal" w:eastAsia="思源黑体 CN Normal" w:hAnsi="思源黑体 CN Normal" w:hint="eastAsia"/>
           <w:sz w:val="18"/>
           <w:szCs w:val="18"/>
         </w:rPr>
-      </w:pPr>
+        <w:t>所有变异的临床意义解读遵循</w:t>
+      </w:r>
+      <w:r>
+        <w:rPr>
+          <w:rFonts w:ascii="思源黑体 CN Normal" w:eastAsia="思源黑体 CN Normal" w:hAnsi="思源黑体 CN Normal"/>
+          <w:sz w:val="18"/>
+          <w:szCs w:val="18"/>
+        </w:rPr>
+        <w:t>{{</w:t>
+      </w:r>
+      <w:proofErr w:type="spellStart"/>
+      <w:r>
+        <w:rPr>
+          <w:rFonts w:ascii="思源黑体 CN Normal" w:eastAsia="思源黑体 CN Normal" w:hAnsi="思源黑体 CN Normal"/>
+          <w:sz w:val="18"/>
+          <w:szCs w:val="18"/>
+        </w:rPr>
+        <w:t>sample.association.</w:t>
+      </w:r>
+      <w:r>
+        <w:rPr>
+          <w:rFonts w:ascii="思源黑体 CN Normal" w:eastAsia="思源黑体 CN Normal" w:hAnsi="思源黑体 CN Normal"/>
+          <w:sz w:val="18"/>
+          <w:szCs w:val="18"/>
+        </w:rPr>
+        <w:t>AMP</w:t>
+      </w:r>
+      <w:proofErr w:type="spellEnd"/>
+      <w:r>
+        <w:rPr>
+          <w:rFonts w:ascii="思源黑体 CN Normal" w:eastAsia="思源黑体 CN Normal" w:hAnsi="思源黑体 CN Normal"/>
+          <w:sz w:val="18"/>
+          <w:szCs w:val="18"/>
+        </w:rPr>
+        <w:t>}}</w:t>
+      </w:r>
       <w:r>
         <w:rPr>
           <w:rFonts w:ascii="思源黑体 CN Normal" w:eastAsia="思源黑体 CN Normal" w:hAnsi="思源黑体 CN Normal" w:hint="eastAsia"/>
           <w:sz w:val="18"/>
           <w:szCs w:val="18"/>
         </w:rPr>
-        <w:t>所有变异的临床意义解读遵循</w:t>
+        <w:t>、</w:t>
       </w:r>
       <w:r>
         <w:rPr>
@@ -7214,15 +8689,16 @@
           <w:sz w:val="18"/>
           <w:szCs w:val="18"/>
         </w:rPr>
-        <w:t>{{sample.association.</w:t>
-      </w:r>
+        <w:t>{{</w:t>
+      </w:r>
+      <w:proofErr w:type="spellStart"/>
       <w:r>
         <w:rPr>
           <w:rFonts w:ascii="思源黑体 CN Normal" w:eastAsia="思源黑体 CN Normal" w:hAnsi="思源黑体 CN Normal"/>
           <w:sz w:val="18"/>
           <w:szCs w:val="18"/>
         </w:rPr>
-        <w:t>AMP</w:t>
+        <w:t>sample.association.</w:t>
       </w:r>
       <w:r>
         <w:rPr>
@@ -7230,6 +8706,15 @@
           <w:sz w:val="18"/>
           <w:szCs w:val="18"/>
         </w:rPr>
+        <w:t>ASCO</w:t>
+      </w:r>
+      <w:proofErr w:type="spellEnd"/>
+      <w:r>
+        <w:rPr>
+          <w:rFonts w:ascii="思源黑体 CN Normal" w:eastAsia="思源黑体 CN Normal" w:hAnsi="思源黑体 CN Normal"/>
+          <w:sz w:val="18"/>
+          <w:szCs w:val="18"/>
+        </w:rPr>
         <w:t>}}</w:t>
       </w:r>
       <w:r>
@@ -7238,7 +8723,7 @@
           <w:sz w:val="18"/>
           <w:szCs w:val="18"/>
         </w:rPr>
-        <w:t>、</w:t>
+        <w:t>和</w:t>
       </w:r>
       <w:r>
         <w:rPr>
@@ -7246,15 +8731,16 @@
           <w:sz w:val="18"/>
           <w:szCs w:val="18"/>
         </w:rPr>
-        <w:t>{{sample.association.</w:t>
-      </w:r>
+        <w:t>{{</w:t>
+      </w:r>
+      <w:proofErr w:type="spellStart"/>
       <w:r>
         <w:rPr>
           <w:rFonts w:ascii="思源黑体 CN Normal" w:eastAsia="思源黑体 CN Normal" w:hAnsi="思源黑体 CN Normal"/>
           <w:sz w:val="18"/>
           <w:szCs w:val="18"/>
         </w:rPr>
-        <w:t>ASCO</w:t>
+        <w:t>sample.association.</w:t>
       </w:r>
       <w:r>
         <w:rPr>
@@ -7262,6 +8748,15 @@
           <w:sz w:val="18"/>
           <w:szCs w:val="18"/>
         </w:rPr>
+        <w:t>CAP</w:t>
+      </w:r>
+      <w:proofErr w:type="spellEnd"/>
+      <w:r>
+        <w:rPr>
+          <w:rFonts w:ascii="思源黑体 CN Normal" w:eastAsia="思源黑体 CN Normal" w:hAnsi="思源黑体 CN Normal"/>
+          <w:sz w:val="18"/>
+          <w:szCs w:val="18"/>
+        </w:rPr>
         <w:t>}}</w:t>
       </w:r>
       <w:r>
@@ -7270,7 +8765,7 @@
           <w:sz w:val="18"/>
           <w:szCs w:val="18"/>
         </w:rPr>
-        <w:t>和</w:t>
+        <w:t>共同制定的</w:t>
       </w:r>
       <w:r>
         <w:rPr>
@@ -7278,16 +8773,18 @@
           <w:sz w:val="18"/>
           <w:szCs w:val="18"/>
         </w:rPr>
-        <w:t>{{sample.association.</w:t>
-      </w:r>
+        <w:t>{{</w:t>
+      </w:r>
+      <w:proofErr w:type="spellStart"/>
       <w:r>
         <w:rPr>
           <w:rFonts w:ascii="思源黑体 CN Normal" w:eastAsia="思源黑体 CN Normal" w:hAnsi="思源黑体 CN Normal"/>
           <w:sz w:val="18"/>
           <w:szCs w:val="18"/>
         </w:rPr>
-        <w:t>CAP</w:t>
-      </w:r>
+        <w:t>sample.guideline.tumor_var</w:t>
+      </w:r>
+      <w:proofErr w:type="spellEnd"/>
       <w:r>
         <w:rPr>
           <w:rFonts w:ascii="思源黑体 CN Normal" w:eastAsia="思源黑体 CN Normal" w:hAnsi="思源黑体 CN Normal"/>
@@ -7302,7 +8799,7 @@
           <w:sz w:val="18"/>
           <w:szCs w:val="18"/>
         </w:rPr>
-        <w:t>共同制定的</w:t>
+        <w:t>与中国专家共识</w:t>
       </w:r>
       <w:r>
         <w:rPr>
@@ -7310,7 +8807,33 @@
           <w:sz w:val="18"/>
           <w:szCs w:val="18"/>
         </w:rPr>
-        <w:t>{{sample.guideline.tumor_var}}</w:t>
+        <w:t>{{</w:t>
+      </w:r>
+      <w:proofErr w:type="spellStart"/>
+      <w:r>
+        <w:rPr>
+          <w:rFonts w:ascii="思源黑体 CN Normal" w:eastAsia="思源黑体 CN Normal" w:hAnsi="思源黑体 CN Normal"/>
+          <w:sz w:val="18"/>
+          <w:szCs w:val="18"/>
+        </w:rPr>
+        <w:t>sample.guideline.</w:t>
+      </w:r>
+      <w:r>
+        <w:rPr>
+          <w:rFonts w:ascii="思源黑体 CN Normal" w:eastAsia="思源黑体 CN Normal" w:hAnsi="思源黑体 CN Normal"/>
+          <w:sz w:val="18"/>
+          <w:szCs w:val="18"/>
+        </w:rPr>
+        <w:t>ngs_clinic_report_inter</w:t>
+      </w:r>
+      <w:proofErr w:type="spellEnd"/>
+      <w:r>
+        <w:rPr>
+          <w:rFonts w:ascii="思源黑体 CN Normal" w:eastAsia="思源黑体 CN Normal" w:hAnsi="思源黑体 CN Normal"/>
+          <w:sz w:val="18"/>
+          <w:szCs w:val="18"/>
+        </w:rPr>
+        <w:t>}}</w:t>
       </w:r>
       <w:r>
         <w:rPr>
@@ -7318,7 +8841,7 @@
           <w:sz w:val="18"/>
           <w:szCs w:val="18"/>
         </w:rPr>
-        <w:t>与中国专家共识《二代测序临床报告解读指引》，根据变异在不同癌种中对应的药物敏感性、诊断及预后证据分为四个等级：A级、B级、C级、D级。在此基础上，基因变异按照其临床意义的重要性分为四个等级：I类变异（具有强临床意义，具有A或B级证据）、II类变异（具有潜在临床意义，具有C或D级证据）、III类变异（临床意义不明）和IV类变异（良性和可能良性变异，已知无临床意义）。</w:t>
+        <w:t>，根据变异在不同癌种中对应的药物敏感性、诊断及预后证据分为四个等级：A级、B级、C级、D级。在此基础上，基因变异按照其临床意义的重要性分为四个等级：I类变异（具有强临床意义，具有A或B级证据）、II类变异（具有潜在临床意义，具有C或D级证据）、III类变异（临床意义不明）和IV类变异（良性和可能良性变异，已知无临床意义）。</w:t>
       </w:r>
     </w:p>
     <w:tbl>
@@ -7535,7 +9058,29 @@
                 <w:sz w:val="16"/>
                 <w:szCs w:val="16"/>
               </w:rPr>
-              <w:t>FDA、NMPA获批用于患者肿瘤治疗有响应或耐药的生物标志物</w:t>
+              <w:t>FDA、NMPA获</w:t>
+            </w:r>
+            <w:proofErr w:type="gramStart"/>
+            <w:r>
+              <w:rPr>
+                <w:rFonts w:ascii="思源黑体 CN Normal" w:eastAsia="思源黑体 CN Normal" w:hAnsi="思源黑体 CN Normal" w:cs="思源黑体 CN Light" w:hint="eastAsia"/>
+                <w:color w:val="000000" w:themeColor="text1"/>
+                <w:kern w:val="0"/>
+                <w:sz w:val="16"/>
+                <w:szCs w:val="16"/>
+              </w:rPr>
+              <w:t>批用于</w:t>
+            </w:r>
+            <w:proofErr w:type="gramEnd"/>
+            <w:r>
+              <w:rPr>
+                <w:rFonts w:ascii="思源黑体 CN Normal" w:eastAsia="思源黑体 CN Normal" w:hAnsi="思源黑体 CN Normal" w:cs="思源黑体 CN Light" w:hint="eastAsia"/>
+                <w:color w:val="000000" w:themeColor="text1"/>
+                <w:kern w:val="0"/>
+                <w:sz w:val="16"/>
+                <w:szCs w:val="16"/>
+              </w:rPr>
+              <w:t>患者肿瘤治疗有响应或耐药的生物标志物</w:t>
             </w:r>
           </w:p>
         </w:tc>
@@ -8068,7 +9613,29 @@
                 <w:sz w:val="16"/>
                 <w:szCs w:val="16"/>
               </w:rPr>
-              <w:t>FDA、NMPA获批用于其他肿瘤治疗有响应或耐药的生物标志物</w:t>
+              <w:t>FDA、NMPA获</w:t>
+            </w:r>
+            <w:proofErr w:type="gramStart"/>
+            <w:r>
+              <w:rPr>
+                <w:rFonts w:ascii="思源黑体 CN Normal" w:eastAsia="思源黑体 CN Normal" w:hAnsi="思源黑体 CN Normal" w:cs="思源黑体 CN Light" w:hint="eastAsia"/>
+                <w:color w:val="000000" w:themeColor="text1"/>
+                <w:kern w:val="0"/>
+                <w:sz w:val="16"/>
+                <w:szCs w:val="16"/>
+              </w:rPr>
+              <w:t>批用于</w:t>
+            </w:r>
+            <w:proofErr w:type="gramEnd"/>
+            <w:r>
+              <w:rPr>
+                <w:rFonts w:ascii="思源黑体 CN Normal" w:eastAsia="思源黑体 CN Normal" w:hAnsi="思源黑体 CN Normal" w:cs="思源黑体 CN Light" w:hint="eastAsia"/>
+                <w:color w:val="000000" w:themeColor="text1"/>
+                <w:kern w:val="0"/>
+                <w:sz w:val="16"/>
+                <w:szCs w:val="16"/>
+              </w:rPr>
+              <w:t>其他肿瘤治疗有响应或耐药的生物标志物</w:t>
             </w:r>
           </w:p>
         </w:tc>
@@ -8453,7 +10020,29 @@
                 <w:sz w:val="16"/>
                 <w:szCs w:val="16"/>
               </w:rPr>
-              <w:t>临床前硏究表明具有潜在治疗意义的生物标志物</w:t>
+              <w:t>临床前硏</w:t>
+            </w:r>
+            <w:proofErr w:type="gramStart"/>
+            <w:r>
+              <w:rPr>
+                <w:rFonts w:ascii="思源黑体 CN Normal" w:eastAsia="思源黑体 CN Normal" w:hAnsi="思源黑体 CN Normal" w:cs="思源黑体 CN Light" w:hint="eastAsia"/>
+                <w:color w:val="000000" w:themeColor="text1"/>
+                <w:kern w:val="0"/>
+                <w:sz w:val="16"/>
+                <w:szCs w:val="16"/>
+              </w:rPr>
+              <w:t>究表明</w:t>
+            </w:r>
+            <w:proofErr w:type="gramEnd"/>
+            <w:r>
+              <w:rPr>
+                <w:rFonts w:ascii="思源黑体 CN Normal" w:eastAsia="思源黑体 CN Normal" w:hAnsi="思源黑体 CN Normal" w:cs="思源黑体 CN Light" w:hint="eastAsia"/>
+                <w:color w:val="000000" w:themeColor="text1"/>
+                <w:kern w:val="0"/>
+                <w:sz w:val="16"/>
+                <w:szCs w:val="16"/>
+              </w:rPr>
+              <w:t>具有潜在治疗意义的生物标志物</w:t>
             </w:r>
           </w:p>
         </w:tc>
@@ -9319,7 +10908,51 @@
           <w:szCs w:val="13"/>
           <w:highlight w:val="magenta"/>
         </w:rPr>
-        <w:t>{{r page_break }}</w:t>
+        <w:t xml:space="preserve">{{r </w:t>
+      </w:r>
+      <w:proofErr w:type="spellStart"/>
+      <w:r>
+        <w:rPr>
+          <w:rFonts w:ascii="思源黑体 CN Light" w:eastAsia="思源黑体 CN Light" w:hAnsi="思源黑体 CN Light" w:hint="eastAsia"/>
+          <w:color w:val="595959" w:themeColor="text1" w:themeTint="A6"/>
+          <w:sz w:val="13"/>
+          <w:szCs w:val="13"/>
+          <w:highlight w:val="magenta"/>
+        </w:rPr>
+        <w:t>page_</w:t>
+      </w:r>
+      <w:proofErr w:type="gramStart"/>
+      <w:r>
+        <w:rPr>
+          <w:rFonts w:ascii="思源黑体 CN Light" w:eastAsia="思源黑体 CN Light" w:hAnsi="思源黑体 CN Light" w:hint="eastAsia"/>
+          <w:color w:val="595959" w:themeColor="text1" w:themeTint="A6"/>
+          <w:sz w:val="13"/>
+          <w:szCs w:val="13"/>
+          <w:highlight w:val="magenta"/>
+        </w:rPr>
+        <w:t>break</w:t>
+      </w:r>
+      <w:proofErr w:type="spellEnd"/>
+      <w:r>
+        <w:rPr>
+          <w:rFonts w:ascii="思源黑体 CN Light" w:eastAsia="思源黑体 CN Light" w:hAnsi="思源黑体 CN Light" w:hint="eastAsia"/>
+          <w:color w:val="595959" w:themeColor="text1" w:themeTint="A6"/>
+          <w:sz w:val="13"/>
+          <w:szCs w:val="13"/>
+          <w:highlight w:val="magenta"/>
+        </w:rPr>
+        <w:t xml:space="preserve"> }</w:t>
+      </w:r>
+      <w:proofErr w:type="gramEnd"/>
+      <w:r>
+        <w:rPr>
+          <w:rFonts w:ascii="思源黑体 CN Light" w:eastAsia="思源黑体 CN Light" w:hAnsi="思源黑体 CN Light" w:hint="eastAsia"/>
+          <w:color w:val="595959" w:themeColor="text1" w:themeTint="A6"/>
+          <w:sz w:val="13"/>
+          <w:szCs w:val="13"/>
+          <w:highlight w:val="magenta"/>
+        </w:rPr>
+        <w:t>}</w:t>
       </w:r>
     </w:p>
     <w:tbl>
@@ -9688,7 +11321,63 @@
           <w:sz w:val="16"/>
           <w:szCs w:val="16"/>
         </w:rPr>
-        <w:t>{%p for a in (refer.fixed + refer.dynamic.s_var12 + refer.dynamic.s_var_onco_nodrug + refer.dynamic.g_var45 + refer.dynamic.knb)|unique%}</w:t>
+        <w:t>{%p for a in (</w:t>
+      </w:r>
+      <w:proofErr w:type="spellStart"/>
+      <w:proofErr w:type="gramStart"/>
+      <w:r>
+        <w:rPr>
+          <w:rFonts w:ascii="Arial" w:eastAsia="思源黑体 CN Normal" w:hAnsi="Arial" w:cs="Arial"/>
+          <w:sz w:val="16"/>
+          <w:szCs w:val="16"/>
+        </w:rPr>
+        <w:t>refer.fixed</w:t>
+      </w:r>
+      <w:proofErr w:type="spellEnd"/>
+      <w:proofErr w:type="gramEnd"/>
+      <w:r>
+        <w:rPr>
+          <w:rFonts w:ascii="Arial" w:eastAsia="思源黑体 CN Normal" w:hAnsi="Arial" w:cs="Arial"/>
+          <w:sz w:val="16"/>
+          <w:szCs w:val="16"/>
+        </w:rPr>
+        <w:t xml:space="preserve"> + refer.dynamic.s_var12 + </w:t>
+      </w:r>
+      <w:proofErr w:type="spellStart"/>
+      <w:r>
+        <w:rPr>
+          <w:rFonts w:ascii="Arial" w:eastAsia="思源黑体 CN Normal" w:hAnsi="Arial" w:cs="Arial"/>
+          <w:sz w:val="16"/>
+          <w:szCs w:val="16"/>
+        </w:rPr>
+        <w:t>refer.dynamic.s_var_onco_nodrug</w:t>
+      </w:r>
+      <w:proofErr w:type="spellEnd"/>
+      <w:r>
+        <w:rPr>
+          <w:rFonts w:ascii="Arial" w:eastAsia="思源黑体 CN Normal" w:hAnsi="Arial" w:cs="Arial"/>
+          <w:sz w:val="16"/>
+          <w:szCs w:val="16"/>
+        </w:rPr>
+        <w:t xml:space="preserve"> + refer.dynamic.g_var45 + </w:t>
+      </w:r>
+      <w:proofErr w:type="spellStart"/>
+      <w:r>
+        <w:rPr>
+          <w:rFonts w:ascii="Arial" w:eastAsia="思源黑体 CN Normal" w:hAnsi="Arial" w:cs="Arial"/>
+          <w:sz w:val="16"/>
+          <w:szCs w:val="16"/>
+        </w:rPr>
+        <w:t>refer.dynamic.knb</w:t>
+      </w:r>
+      <w:proofErr w:type="spellEnd"/>
+      <w:r>
+        <w:rPr>
+          <w:rFonts w:ascii="Arial" w:eastAsia="思源黑体 CN Normal" w:hAnsi="Arial" w:cs="Arial"/>
+          <w:sz w:val="16"/>
+          <w:szCs w:val="16"/>
+        </w:rPr>
+        <w:t>)|unique%}</w:t>
       </w:r>
     </w:p>
     <w:p>
@@ -9740,7 +11429,25 @@
           <w:sz w:val="16"/>
           <w:szCs w:val="16"/>
         </w:rPr>
-        <w:t>{%p endfor%}</w:t>
+        <w:t xml:space="preserve">{%p </w:t>
+      </w:r>
+      <w:proofErr w:type="spellStart"/>
+      <w:r>
+        <w:rPr>
+          <w:rFonts w:ascii="Arial" w:eastAsia="思源黑体 CN Normal" w:hAnsi="Arial" w:cs="Arial"/>
+          <w:sz w:val="16"/>
+          <w:szCs w:val="16"/>
+        </w:rPr>
+        <w:t>endfor</w:t>
+      </w:r>
+      <w:proofErr w:type="spellEnd"/>
+      <w:r>
+        <w:rPr>
+          <w:rFonts w:ascii="Arial" w:eastAsia="思源黑体 CN Normal" w:hAnsi="Arial" w:cs="Arial"/>
+          <w:sz w:val="16"/>
+          <w:szCs w:val="16"/>
+        </w:rPr>
+        <w:t>%}</w:t>
       </w:r>
     </w:p>
     <w:p>
@@ -9761,7 +11468,51 @@
           <w:szCs w:val="13"/>
           <w:highlight w:val="magenta"/>
         </w:rPr>
-        <w:t>{{r page_break }}</w:t>
+        <w:t xml:space="preserve">{{r </w:t>
+      </w:r>
+      <w:proofErr w:type="spellStart"/>
+      <w:r>
+        <w:rPr>
+          <w:rFonts w:ascii="思源黑体 CN Light" w:eastAsia="思源黑体 CN Light" w:hAnsi="思源黑体 CN Light" w:hint="eastAsia"/>
+          <w:color w:val="595959" w:themeColor="text1" w:themeTint="A6"/>
+          <w:sz w:val="13"/>
+          <w:szCs w:val="13"/>
+          <w:highlight w:val="magenta"/>
+        </w:rPr>
+        <w:t>page_</w:t>
+      </w:r>
+      <w:proofErr w:type="gramStart"/>
+      <w:r>
+        <w:rPr>
+          <w:rFonts w:ascii="思源黑体 CN Light" w:eastAsia="思源黑体 CN Light" w:hAnsi="思源黑体 CN Light" w:hint="eastAsia"/>
+          <w:color w:val="595959" w:themeColor="text1" w:themeTint="A6"/>
+          <w:sz w:val="13"/>
+          <w:szCs w:val="13"/>
+          <w:highlight w:val="magenta"/>
+        </w:rPr>
+        <w:t>break</w:t>
+      </w:r>
+      <w:proofErr w:type="spellEnd"/>
+      <w:r>
+        <w:rPr>
+          <w:rFonts w:ascii="思源黑体 CN Light" w:eastAsia="思源黑体 CN Light" w:hAnsi="思源黑体 CN Light" w:hint="eastAsia"/>
+          <w:color w:val="595959" w:themeColor="text1" w:themeTint="A6"/>
+          <w:sz w:val="13"/>
+          <w:szCs w:val="13"/>
+          <w:highlight w:val="magenta"/>
+        </w:rPr>
+        <w:t xml:space="preserve"> }</w:t>
+      </w:r>
+      <w:proofErr w:type="gramEnd"/>
+      <w:r>
+        <w:rPr>
+          <w:rFonts w:ascii="思源黑体 CN Light" w:eastAsia="思源黑体 CN Light" w:hAnsi="思源黑体 CN Light" w:hint="eastAsia"/>
+          <w:color w:val="595959" w:themeColor="text1" w:themeTint="A6"/>
+          <w:sz w:val="13"/>
+          <w:szCs w:val="13"/>
+          <w:highlight w:val="magenta"/>
+        </w:rPr>
+        <w:t>}</w:t>
       </w:r>
     </w:p>
     <w:tbl>
@@ -15468,7 +17219,25 @@
         <w:sz w:val="16"/>
         <w:szCs w:val="16"/>
       </w:rPr>
-      <w:t>{{sample.sample_parent_id}}</w:t>
+      <w:t>{{</w:t>
+    </w:r>
+    <w:proofErr w:type="spellStart"/>
+    <w:r>
+      <w:rPr>
+        <w:rFonts w:ascii="思源黑体 CN Normal" w:eastAsia="思源黑体 CN Normal" w:hAnsi="思源黑体 CN Normal"/>
+        <w:sz w:val="16"/>
+        <w:szCs w:val="16"/>
+      </w:rPr>
+      <w:t>sample.sample_parent_id</w:t>
+    </w:r>
+    <w:proofErr w:type="spellEnd"/>
+    <w:r>
+      <w:rPr>
+        <w:rFonts w:ascii="思源黑体 CN Normal" w:eastAsia="思源黑体 CN Normal" w:hAnsi="思源黑体 CN Normal"/>
+        <w:sz w:val="16"/>
+        <w:szCs w:val="16"/>
+      </w:rPr>
+      <w:t>}}</w:t>
     </w:r>
     <w:r>
       <w:rPr>
@@ -15492,7 +17261,25 @@
         <w:sz w:val="16"/>
         <w:szCs w:val="16"/>
       </w:rPr>
-      <w:t>{{sample.patient_name}}</w:t>
+      <w:t>{{</w:t>
+    </w:r>
+    <w:proofErr w:type="spellStart"/>
+    <w:r>
+      <w:rPr>
+        <w:rFonts w:ascii="思源黑体 CN Normal" w:eastAsia="思源黑体 CN Normal" w:hAnsi="思源黑体 CN Normal"/>
+        <w:sz w:val="16"/>
+        <w:szCs w:val="16"/>
+      </w:rPr>
+      <w:t>sample.patient_name</w:t>
+    </w:r>
+    <w:proofErr w:type="spellEnd"/>
+    <w:r>
+      <w:rPr>
+        <w:rFonts w:ascii="思源黑体 CN Normal" w:eastAsia="思源黑体 CN Normal" w:hAnsi="思源黑体 CN Normal"/>
+        <w:sz w:val="16"/>
+        <w:szCs w:val="16"/>
+      </w:rPr>
+      <w:t>}}</w:t>
     </w:r>
     <w:r>
       <w:rPr>
@@ -15516,7 +17303,16 @@
         <w:sz w:val="16"/>
         <w:szCs w:val="16"/>
       </w:rPr>
-      <w:t>{{sample.</w:t>
+      <w:t>{{</w:t>
+    </w:r>
+    <w:proofErr w:type="spellStart"/>
+    <w:r>
+      <w:rPr>
+        <w:rFonts w:ascii="思源黑体 CN Normal" w:eastAsia="思源黑体 CN Normal" w:hAnsi="思源黑体 CN Normal" w:hint="eastAsia"/>
+        <w:sz w:val="16"/>
+        <w:szCs w:val="16"/>
+      </w:rPr>
+      <w:t>sample.</w:t>
     </w:r>
     <w:r>
       <w:rPr>
@@ -15526,6 +17322,7 @@
       </w:rPr>
       <w:t>blood_collection_date</w:t>
     </w:r>
+    <w:proofErr w:type="spellEnd"/>
     <w:r>
       <w:rPr>
         <w:rFonts w:ascii="思源黑体 CN Normal" w:eastAsia="思源黑体 CN Normal" w:hAnsi="思源黑体 CN Normal" w:hint="eastAsia"/>
@@ -15548,7 +17345,35 @@
         <w:sz w:val="16"/>
         <w:szCs w:val="16"/>
       </w:rPr>
-      <w:t>{{sample.report_date}}</w:t>
+      <w:t>{{</w:t>
+    </w:r>
+    <w:proofErr w:type="spellStart"/>
+    <w:proofErr w:type="gramStart"/>
+    <w:r>
+      <w:rPr>
+        <w:rFonts w:ascii="思源黑体 CN Normal" w:eastAsia="思源黑体 CN Normal" w:hAnsi="思源黑体 CN Normal"/>
+        <w:sz w:val="16"/>
+        <w:szCs w:val="16"/>
+      </w:rPr>
+      <w:t>sample.report</w:t>
+    </w:r>
+    <w:proofErr w:type="gramEnd"/>
+    <w:r>
+      <w:rPr>
+        <w:rFonts w:ascii="思源黑体 CN Normal" w:eastAsia="思源黑体 CN Normal" w:hAnsi="思源黑体 CN Normal"/>
+        <w:sz w:val="16"/>
+        <w:szCs w:val="16"/>
+      </w:rPr>
+      <w:t>_date</w:t>
+    </w:r>
+    <w:proofErr w:type="spellEnd"/>
+    <w:r>
+      <w:rPr>
+        <w:rFonts w:ascii="思源黑体 CN Normal" w:eastAsia="思源黑体 CN Normal" w:hAnsi="思源黑体 CN Normal"/>
+        <w:sz w:val="16"/>
+        <w:szCs w:val="16"/>
+      </w:rPr>
+      <w:t>}}</w:t>
     </w:r>
     <w:r>
       <w:rPr>
